--- a/docs/Labs/Lab08/Lab08.docx
+++ b/docs/Labs/Lab08/Lab08.docx
@@ -4,380 +4,161 @@
   <w:body>
     <w:p>
       <w:pPr>
-        <w:spacing w:after="0" w:line="240" w:lineRule="auto"/>
-        <w:rPr>
-          <w:i/>
-          <w:iCs/>
-        </w:rPr>
-      </w:pPr>
-    </w:p>
-    <w:p>
-      <w:pPr>
-        <w:spacing w:after="0" w:line="240" w:lineRule="auto"/>
+        <w:jc w:val="center"/>
+        <w:rPr>
+          <w:rFonts w:ascii="Calibri" w:hAnsi="Calibri" w:cs="Calibri"/>
+          <w:b/>
+          <w:bCs/>
+          <w:sz w:val="32"/>
+          <w:szCs w:val="32"/>
+        </w:rPr>
+      </w:pPr>
+      <w:r>
+        <w:rPr>
+          <w:rFonts w:ascii="Calibri" w:hAnsi="Calibri" w:cs="Calibri"/>
+          <w:b/>
+          <w:bCs/>
+          <w:sz w:val="32"/>
+          <w:szCs w:val="32"/>
+        </w:rPr>
+        <w:t xml:space="preserve">Exercise </w:t>
+      </w:r>
+      <w:r>
+        <w:rPr>
+          <w:rFonts w:ascii="Calibri" w:hAnsi="Calibri" w:cs="Calibri" w:hint="eastAsia"/>
+          <w:b/>
+          <w:bCs/>
+          <w:sz w:val="32"/>
+          <w:szCs w:val="32"/>
+        </w:rPr>
+        <w:t>8</w:t>
+      </w:r>
+      <w:r>
+        <w:rPr>
+          <w:rFonts w:ascii="Calibri" w:hAnsi="Calibri" w:cs="Calibri"/>
+          <w:b/>
+          <w:bCs/>
+          <w:sz w:val="32"/>
+          <w:szCs w:val="32"/>
+        </w:rPr>
+        <w:t xml:space="preserve">: </w:t>
+      </w:r>
+      <w:r>
+        <w:rPr>
+          <w:rFonts w:ascii="Calibri" w:hAnsi="Calibri" w:cs="Calibri" w:hint="eastAsia"/>
+          <w:b/>
+          <w:bCs/>
+          <w:sz w:val="32"/>
+          <w:szCs w:val="32"/>
+        </w:rPr>
+        <w:t>Creating ArcGIS Dashboard</w:t>
+      </w:r>
+    </w:p>
+    <w:p>
+      <w:pPr>
+        <w:rPr>
+          <w:rFonts w:ascii="Calibri" w:hAnsi="Calibri" w:cs="Calibri"/>
+        </w:rPr>
+      </w:pPr>
+      <w:r>
+        <w:rPr>
+          <w:rFonts w:ascii="Calibri" w:hAnsi="Calibri" w:cs="Calibri"/>
+        </w:rPr>
+        <w:t xml:space="preserve">Due date: Midnight (11:59 pm) on </w:t>
+      </w:r>
+      <w:r>
+        <w:rPr>
+          <w:rFonts w:ascii="Calibri" w:hAnsi="Calibri" w:cs="Calibri" w:hint="eastAsia"/>
+        </w:rPr>
+        <w:t>Thursday</w:t>
+      </w:r>
+      <w:r>
+        <w:rPr>
+          <w:rFonts w:ascii="Calibri" w:hAnsi="Calibri" w:cs="Calibri"/>
+        </w:rPr>
+        <w:t xml:space="preserve">, </w:t>
+      </w:r>
+      <w:r>
+        <w:rPr>
+          <w:rFonts w:ascii="Calibri" w:hAnsi="Calibri" w:cs="Calibri" w:hint="eastAsia"/>
+        </w:rPr>
+        <w:t>Nov</w:t>
+      </w:r>
+      <w:r>
+        <w:rPr>
+          <w:rFonts w:ascii="Calibri" w:hAnsi="Calibri" w:cs="Calibri"/>
+        </w:rPr>
+        <w:t xml:space="preserve"> </w:t>
+      </w:r>
+      <w:r>
+        <w:rPr>
+          <w:rFonts w:ascii="Calibri" w:hAnsi="Calibri" w:cs="Calibri" w:hint="eastAsia"/>
+        </w:rPr>
+        <w:t>20</w:t>
+      </w:r>
+      <w:r>
+        <w:rPr>
+          <w:rFonts w:ascii="Calibri" w:hAnsi="Calibri" w:cs="Calibri"/>
+        </w:rPr>
+        <w:t>, 2025, submitted as a Word document to Blackboard Lab0</w:t>
+      </w:r>
+      <w:r>
+        <w:rPr>
+          <w:rFonts w:ascii="Calibri" w:hAnsi="Calibri" w:cs="Calibri" w:hint="eastAsia"/>
+        </w:rPr>
+        <w:t>8</w:t>
+      </w:r>
+      <w:r>
+        <w:rPr>
+          <w:rFonts w:ascii="Calibri" w:hAnsi="Calibri" w:cs="Calibri"/>
+        </w:rPr>
+        <w:t xml:space="preserve"> link.</w:t>
+      </w:r>
+    </w:p>
+    <w:p>
+      <w:pPr>
+        <w:rPr>
+          <w:rFonts w:ascii="Calibri" w:hAnsi="Calibri" w:cs="Calibri"/>
+        </w:rPr>
+      </w:pPr>
+      <w:r>
+        <w:rPr>
+          <w:rFonts w:ascii="Calibri" w:hAnsi="Calibri" w:cs="Calibri"/>
+        </w:rPr>
+        <w:t>This lab counts 6.25% (50 points out of 800 points) toward your total grade.</w:t>
+      </w:r>
+    </w:p>
+    <w:p>
+      <w:pPr>
+        <w:pStyle w:val="Heading1"/>
+        <w:rPr>
+          <w:rFonts w:eastAsiaTheme="minorEastAsia"/>
+        </w:rPr>
+      </w:pPr>
+    </w:p>
+    <w:p>
+      <w:r>
+        <w:rPr>
+          <w:b/>
+          <w:bCs/>
+        </w:rPr>
+        <w:t>Data:</w:t>
+      </w:r>
+      <w:r>
+        <w:br/>
+        <w:t>For this lab, please continue using the 311_service.zip file that you downloaded from the City of Dallas GIS Portal.</w:t>
+      </w:r>
+    </w:p>
+    <w:p/>
+    <w:p>
+      <w:pPr>
+        <w:pStyle w:val="Heading1"/>
+      </w:pPr>
+      <w:r>
         <w:rPr>
           <w:rFonts w:hint="eastAsia"/>
-          <w:b/>
-          <w:bCs/>
-        </w:rPr>
-      </w:pPr>
-      <w:r>
-        <w:rPr>
-          <w:rFonts w:hint="eastAsia"/>
-          <w:b/>
-          <w:bCs/>
-        </w:rPr>
-        <w:t>Upload inct_dallas.zip to ArcGIS Online</w:t>
-      </w:r>
-    </w:p>
-    <w:p>
-      <w:pPr>
-        <w:spacing w:after="0" w:line="240" w:lineRule="auto"/>
-        <w:rPr>
-          <w:rFonts w:hint="eastAsia"/>
-          <w:i/>
-          <w:iCs/>
-        </w:rPr>
-      </w:pPr>
-      <w:proofErr w:type="spellStart"/>
-      <w:r>
-        <w:rPr>
-          <w:i/>
-          <w:iCs/>
-        </w:rPr>
-        <w:t>shapefile_path</w:t>
-      </w:r>
-      <w:proofErr w:type="spellEnd"/>
-      <w:r>
-        <w:rPr>
-          <w:i/>
-          <w:iCs/>
-        </w:rPr>
-        <w:t xml:space="preserve"> = r"E:\ConwayTeaching\Field_Techniques\Field_Techniques\docs\Lectures\Week13\Week13\Data\inct_dallas.zip"</w:t>
-      </w:r>
-    </w:p>
-    <w:p>
-      <w:pPr>
-        <w:spacing w:after="0" w:line="240" w:lineRule="auto"/>
-        <w:rPr>
-          <w:rFonts w:hint="eastAsia"/>
-          <w:i/>
-          <w:iCs/>
-        </w:rPr>
-      </w:pPr>
-      <w:proofErr w:type="spellStart"/>
-      <w:r>
-        <w:rPr>
-          <w:i/>
-          <w:iCs/>
-        </w:rPr>
-        <w:t>folder_name</w:t>
-      </w:r>
-      <w:proofErr w:type="spellEnd"/>
-      <w:r>
-        <w:rPr>
-          <w:i/>
-          <w:iCs/>
-        </w:rPr>
-        <w:t xml:space="preserve"> = "Dallas Police Incidents"</w:t>
-      </w:r>
-    </w:p>
-    <w:p>
-      <w:pPr>
-        <w:spacing w:after="0" w:line="240" w:lineRule="auto"/>
-        <w:rPr>
-          <w:i/>
-          <w:iCs/>
-        </w:rPr>
-      </w:pPr>
-      <w:r>
-        <w:rPr>
-          <w:i/>
-          <w:iCs/>
-        </w:rPr>
-        <w:t xml:space="preserve">if </w:t>
-      </w:r>
-      <w:proofErr w:type="spellStart"/>
-      <w:r>
-        <w:rPr>
-          <w:i/>
-          <w:iCs/>
-        </w:rPr>
-        <w:t>folder_name</w:t>
-      </w:r>
-      <w:proofErr w:type="spellEnd"/>
-      <w:r>
-        <w:rPr>
-          <w:i/>
-          <w:iCs/>
-        </w:rPr>
-        <w:t xml:space="preserve"> not in [f["title"] for f in </w:t>
-      </w:r>
-      <w:proofErr w:type="spellStart"/>
-      <w:proofErr w:type="gramStart"/>
-      <w:r>
-        <w:rPr>
-          <w:i/>
-          <w:iCs/>
-        </w:rPr>
-        <w:t>my_gis.users.me.folders</w:t>
-      </w:r>
-      <w:proofErr w:type="spellEnd"/>
-      <w:proofErr w:type="gramEnd"/>
-      <w:r>
-        <w:rPr>
-          <w:i/>
-          <w:iCs/>
-        </w:rPr>
-        <w:t>]:</w:t>
-      </w:r>
-    </w:p>
-    <w:p>
-      <w:pPr>
-        <w:spacing w:after="0" w:line="240" w:lineRule="auto"/>
-        <w:rPr>
-          <w:rFonts w:hint="eastAsia"/>
-          <w:i/>
-          <w:iCs/>
-        </w:rPr>
-      </w:pPr>
-      <w:r>
-        <w:rPr>
-          <w:i/>
-          <w:iCs/>
-        </w:rPr>
-        <w:t xml:space="preserve">    </w:t>
-      </w:r>
-      <w:proofErr w:type="spellStart"/>
-      <w:r>
-        <w:rPr>
-          <w:i/>
-          <w:iCs/>
-        </w:rPr>
-        <w:t>my_</w:t>
-      </w:r>
-      <w:proofErr w:type="gramStart"/>
-      <w:r>
-        <w:rPr>
-          <w:i/>
-          <w:iCs/>
-        </w:rPr>
-        <w:t>gis.content</w:t>
-      </w:r>
-      <w:proofErr w:type="gramEnd"/>
-      <w:r>
-        <w:rPr>
-          <w:i/>
-          <w:iCs/>
-        </w:rPr>
-        <w:t>.</w:t>
-      </w:r>
-      <w:proofErr w:type="gramStart"/>
-      <w:r>
-        <w:rPr>
-          <w:i/>
-          <w:iCs/>
-        </w:rPr>
-        <w:t>folders.create</w:t>
-      </w:r>
-      <w:proofErr w:type="spellEnd"/>
-      <w:proofErr w:type="gramEnd"/>
-      <w:r>
-        <w:rPr>
-          <w:i/>
-          <w:iCs/>
-        </w:rPr>
-        <w:t>(</w:t>
-      </w:r>
-      <w:proofErr w:type="spellStart"/>
-      <w:r>
-        <w:rPr>
-          <w:i/>
-          <w:iCs/>
-        </w:rPr>
-        <w:t>folder_name</w:t>
-      </w:r>
-      <w:proofErr w:type="spellEnd"/>
-      <w:r>
-        <w:rPr>
-          <w:i/>
-          <w:iCs/>
-        </w:rPr>
-        <w:t>)</w:t>
-      </w:r>
-    </w:p>
-    <w:p>
-      <w:pPr>
-        <w:spacing w:after="0" w:line="240" w:lineRule="auto"/>
-        <w:rPr>
-          <w:i/>
-          <w:iCs/>
-        </w:rPr>
-      </w:pPr>
-      <w:proofErr w:type="spellStart"/>
-      <w:r>
-        <w:rPr>
-          <w:i/>
-          <w:iCs/>
-        </w:rPr>
-        <w:t>item_properties</w:t>
-      </w:r>
-      <w:proofErr w:type="spellEnd"/>
-      <w:r>
-        <w:rPr>
-          <w:i/>
-          <w:iCs/>
-        </w:rPr>
-        <w:t xml:space="preserve"> = {</w:t>
-      </w:r>
-    </w:p>
-    <w:p>
-      <w:pPr>
-        <w:spacing w:after="0" w:line="240" w:lineRule="auto"/>
-        <w:rPr>
-          <w:i/>
-          <w:iCs/>
-        </w:rPr>
-      </w:pPr>
-      <w:r>
-        <w:rPr>
-          <w:i/>
-          <w:iCs/>
-        </w:rPr>
-        <w:t xml:space="preserve">    'title': 'Dallas Police Incidents',</w:t>
-      </w:r>
-    </w:p>
-    <w:p>
-      <w:pPr>
-        <w:spacing w:after="0" w:line="240" w:lineRule="auto"/>
-        <w:rPr>
-          <w:i/>
-          <w:iCs/>
-        </w:rPr>
-      </w:pPr>
-      <w:r>
-        <w:rPr>
-          <w:i/>
-          <w:iCs/>
-        </w:rPr>
-        <w:t xml:space="preserve">    'type': 'Shapefile',</w:t>
-      </w:r>
-    </w:p>
-    <w:p>
-      <w:pPr>
-        <w:spacing w:after="0" w:line="240" w:lineRule="auto"/>
-        <w:rPr>
-          <w:i/>
-          <w:iCs/>
-        </w:rPr>
-      </w:pPr>
-      <w:r>
-        <w:rPr>
-          <w:i/>
-          <w:iCs/>
-        </w:rPr>
-        <w:t xml:space="preserve">    'tags': 'Dallas, Police, Incidents'</w:t>
-      </w:r>
-    </w:p>
-    <w:p>
-      <w:pPr>
-        <w:spacing w:after="0" w:line="240" w:lineRule="auto"/>
-        <w:rPr>
-          <w:rFonts w:hint="eastAsia"/>
-          <w:i/>
-          <w:iCs/>
-        </w:rPr>
-      </w:pPr>
-      <w:r>
-        <w:rPr>
-          <w:i/>
-          <w:iCs/>
-        </w:rPr>
-        <w:t>}</w:t>
-      </w:r>
-    </w:p>
-    <w:p>
-      <w:pPr>
-        <w:spacing w:after="0" w:line="240" w:lineRule="auto"/>
-        <w:rPr>
-          <w:rFonts w:hint="eastAsia"/>
-          <w:i/>
-          <w:iCs/>
-        </w:rPr>
-      </w:pPr>
-      <w:proofErr w:type="spellStart"/>
-      <w:r>
-        <w:rPr>
-          <w:i/>
-          <w:iCs/>
-        </w:rPr>
-        <w:t>added_item</w:t>
-      </w:r>
-      <w:proofErr w:type="spellEnd"/>
-      <w:r>
-        <w:rPr>
-          <w:i/>
-          <w:iCs/>
-        </w:rPr>
-        <w:t xml:space="preserve"> = </w:t>
-      </w:r>
-      <w:proofErr w:type="spellStart"/>
-      <w:proofErr w:type="gramStart"/>
-      <w:r>
-        <w:rPr>
-          <w:i/>
-          <w:iCs/>
-        </w:rPr>
-        <w:t>my_gis.content.add</w:t>
-      </w:r>
-      <w:proofErr w:type="spellEnd"/>
-      <w:r>
-        <w:rPr>
-          <w:i/>
-          <w:iCs/>
-        </w:rPr>
-        <w:t>(</w:t>
-      </w:r>
-      <w:proofErr w:type="spellStart"/>
-      <w:proofErr w:type="gramEnd"/>
-      <w:r>
-        <w:rPr>
-          <w:i/>
-          <w:iCs/>
-        </w:rPr>
-        <w:t>item_properties</w:t>
-      </w:r>
-      <w:proofErr w:type="spellEnd"/>
-      <w:r>
-        <w:rPr>
-          <w:i/>
-          <w:iCs/>
-        </w:rPr>
-        <w:t xml:space="preserve">, data = </w:t>
-      </w:r>
-      <w:proofErr w:type="spellStart"/>
-      <w:r>
-        <w:rPr>
-          <w:i/>
-          <w:iCs/>
-        </w:rPr>
-        <w:t>shapefile_</w:t>
-      </w:r>
-      <w:proofErr w:type="gramStart"/>
-      <w:r>
-        <w:rPr>
-          <w:i/>
-          <w:iCs/>
-        </w:rPr>
-        <w:t>path,folder</w:t>
-      </w:r>
-      <w:proofErr w:type="spellEnd"/>
-      <w:proofErr w:type="gramEnd"/>
-      <w:r>
-        <w:rPr>
-          <w:i/>
-          <w:iCs/>
-        </w:rPr>
-        <w:t>='Dallas Police Incidents')</w:t>
+        </w:rPr>
+        <w:t>Task 1: Complete Code</w:t>
       </w:r>
     </w:p>
     <w:p>
@@ -385,87 +166,477 @@
         <w:pBdr>
           <w:bottom w:val="single" w:sz="12" w:space="1" w:color="auto"/>
         </w:pBdr>
+        <w:spacing w:after="0" w:line="240" w:lineRule="auto"/>
+        <w:rPr>
+          <w:b/>
+          <w:bCs/>
+        </w:rPr>
+      </w:pPr>
+      <w:r>
         <w:rPr>
           <w:rFonts w:hint="eastAsia"/>
-          <w:i/>
-          <w:iCs/>
-        </w:rPr>
-      </w:pPr>
+          <w:b/>
+          <w:bCs/>
+        </w:rPr>
+        <w:t xml:space="preserve">Code: </w:t>
+      </w:r>
+      <w:r>
+        <w:rPr>
+          <w:rFonts w:hint="eastAsia"/>
+          <w:b/>
+          <w:bCs/>
+        </w:rPr>
+        <w:t xml:space="preserve">Upload </w:t>
+      </w:r>
+      <w:r>
+        <w:rPr>
+          <w:rFonts w:hint="eastAsia"/>
+          <w:b/>
+          <w:bCs/>
+        </w:rPr>
+        <w:t>zip file include the 311 service data</w:t>
+      </w:r>
+      <w:r>
+        <w:rPr>
+          <w:rFonts w:hint="eastAsia"/>
+          <w:b/>
+          <w:bCs/>
+        </w:rPr>
+        <w:t xml:space="preserve"> to ArcGIS Online</w:t>
+      </w:r>
     </w:p>
     <w:p>
       <w:pPr>
         <w:spacing w:after="0" w:line="240" w:lineRule="auto"/>
+        <w:rPr>
+          <w:b/>
+          <w:bCs/>
+        </w:rPr>
       </w:pPr>
     </w:p>
     <w:p>
       <w:pPr>
         <w:spacing w:after="0" w:line="240" w:lineRule="auto"/>
         <w:rPr>
-          <w:i/>
-          <w:iCs/>
-        </w:rPr>
-      </w:pPr>
-      <w:r>
-        <w:t xml:space="preserve">The code above uploads your local inct_dallas.zip file to your ArcGIS Online account as a </w:t>
-      </w:r>
-      <w:r>
-        <w:rPr>
-          <w:b/>
-          <w:bCs/>
-        </w:rPr>
-        <w:t>Shapefile</w:t>
-      </w:r>
-      <w:r>
-        <w:t xml:space="preserve"> item.</w:t>
+          <w:b/>
+          <w:bCs/>
+        </w:rPr>
+      </w:pPr>
+    </w:p>
+    <w:p>
+      <w:pPr>
+        <w:spacing w:after="0" w:line="240" w:lineRule="auto"/>
+        <w:rPr>
+          <w:b/>
+          <w:bCs/>
+          <w:i/>
+          <w:iCs/>
+          <w:color w:val="C00000"/>
+        </w:rPr>
+      </w:pPr>
+      <w:proofErr w:type="spellStart"/>
+      <w:r>
+        <w:rPr>
+          <w:b/>
+          <w:bCs/>
+          <w:i/>
+          <w:iCs/>
+          <w:color w:val="C00000"/>
+        </w:rPr>
+        <w:t>folder_name</w:t>
+      </w:r>
+      <w:proofErr w:type="spellEnd"/>
+      <w:r>
+        <w:rPr>
+          <w:b/>
+          <w:bCs/>
+          <w:i/>
+          <w:iCs/>
+          <w:color w:val="C00000"/>
+        </w:rPr>
+        <w:t xml:space="preserve"> = "</w:t>
       </w:r>
       <w:r>
         <w:rPr>
           <w:rFonts w:hint="eastAsia"/>
+          <w:b/>
+          <w:bCs/>
+          <w:i/>
+          <w:iCs/>
+          <w:color w:val="C00000"/>
+        </w:rPr>
+        <w:t xml:space="preserve">      </w:t>
+      </w:r>
+      <w:r>
+        <w:rPr>
+          <w:b/>
+          <w:bCs/>
+          <w:i/>
+          <w:iCs/>
+          <w:color w:val="C00000"/>
+        </w:rPr>
+        <w:t>"</w:t>
+      </w:r>
+      <w:r>
+        <w:rPr>
+          <w:rFonts w:hint="eastAsia"/>
+          <w:b/>
+          <w:bCs/>
+          <w:i/>
+          <w:iCs/>
+          <w:color w:val="C00000"/>
         </w:rPr>
         <w:t xml:space="preserve"> </w:t>
       </w:r>
-      <w:r>
-        <w:t xml:space="preserve">After running this cell, check your ArcGIS Online </w:t>
-      </w:r>
-      <w:r>
-        <w:rPr>
-          <w:b/>
-          <w:bCs/>
-        </w:rPr>
-        <w:t>Content</w:t>
-      </w:r>
-      <w:r>
-        <w:t xml:space="preserve"> page — you should see an item titled </w:t>
-      </w:r>
-      <w:r>
-        <w:rPr>
-          <w:b/>
-          <w:bCs/>
-        </w:rPr>
-        <w:t>“Dallas Police Incidents”</w:t>
-      </w:r>
-      <w:r>
-        <w:t xml:space="preserve"> inside the folder </w:t>
-      </w:r>
-      <w:r>
-        <w:rPr>
-          <w:i/>
-          <w:iCs/>
-        </w:rPr>
-        <w:t>Dallas Police Incidents</w:t>
+    </w:p>
+    <w:p>
+      <w:pPr>
+        <w:spacing w:after="0" w:line="240" w:lineRule="auto"/>
+        <w:rPr>
+          <w:i/>
+          <w:iCs/>
+        </w:rPr>
+      </w:pPr>
+      <w:r>
+        <w:rPr>
+          <w:i/>
+          <w:iCs/>
+        </w:rPr>
+        <w:t xml:space="preserve">if </w:t>
+      </w:r>
+      <w:proofErr w:type="spellStart"/>
+      <w:r>
+        <w:rPr>
+          <w:i/>
+          <w:iCs/>
+        </w:rPr>
+        <w:t>folder_name</w:t>
+      </w:r>
+      <w:proofErr w:type="spellEnd"/>
+      <w:r>
+        <w:rPr>
+          <w:i/>
+          <w:iCs/>
+        </w:rPr>
+        <w:t xml:space="preserve"> not in [f["title"] for f in </w:t>
+      </w:r>
+      <w:proofErr w:type="spellStart"/>
+      <w:r>
+        <w:rPr>
+          <w:i/>
+          <w:iCs/>
+        </w:rPr>
+        <w:t>my_gis.users.me.folders</w:t>
+      </w:r>
+      <w:proofErr w:type="spellEnd"/>
+      <w:r>
+        <w:rPr>
+          <w:i/>
+          <w:iCs/>
+        </w:rPr>
+        <w:t>]:</w:t>
+      </w:r>
+    </w:p>
+    <w:p>
+      <w:pPr>
+        <w:spacing w:after="0" w:line="240" w:lineRule="auto"/>
+        <w:rPr>
+          <w:i/>
+          <w:iCs/>
+        </w:rPr>
+      </w:pPr>
+      <w:r>
+        <w:rPr>
+          <w:i/>
+          <w:iCs/>
+        </w:rPr>
+        <w:t xml:space="preserve">    </w:t>
+      </w:r>
+      <w:proofErr w:type="spellStart"/>
+      <w:r>
+        <w:rPr>
+          <w:i/>
+          <w:iCs/>
+        </w:rPr>
+        <w:t>my_gis.content.folders.create</w:t>
+      </w:r>
+      <w:proofErr w:type="spellEnd"/>
+      <w:r>
+        <w:rPr>
+          <w:i/>
+          <w:iCs/>
+        </w:rPr>
+        <w:t>(</w:t>
+      </w:r>
+      <w:proofErr w:type="spellStart"/>
+      <w:r>
+        <w:rPr>
+          <w:i/>
+          <w:iCs/>
+        </w:rPr>
+        <w:t>folder_name</w:t>
+      </w:r>
+      <w:proofErr w:type="spellEnd"/>
+      <w:r>
+        <w:rPr>
+          <w:i/>
+          <w:iCs/>
+        </w:rPr>
+        <w:t>)</w:t>
+      </w:r>
+    </w:p>
+    <w:p>
+      <w:pPr>
+        <w:spacing w:after="0" w:line="240" w:lineRule="auto"/>
+        <w:rPr>
+          <w:i/>
+          <w:iCs/>
+        </w:rPr>
+      </w:pPr>
+      <w:r>
+        <w:rPr>
+          <w:i/>
+          <w:iCs/>
+        </w:rPr>
+        <w:t xml:space="preserve">    </w:t>
+      </w:r>
+    </w:p>
+    <w:p>
+      <w:pPr>
+        <w:spacing w:after="0" w:line="240" w:lineRule="auto"/>
+        <w:rPr>
+          <w:i/>
+          <w:iCs/>
+        </w:rPr>
+      </w:pPr>
+      <w:proofErr w:type="spellStart"/>
+      <w:r>
+        <w:rPr>
+          <w:i/>
+          <w:iCs/>
+        </w:rPr>
+        <w:t>item_properties</w:t>
+      </w:r>
+      <w:proofErr w:type="spellEnd"/>
+      <w:r>
+        <w:rPr>
+          <w:i/>
+          <w:iCs/>
+        </w:rPr>
+        <w:t xml:space="preserve"> = {</w:t>
+      </w:r>
+    </w:p>
+    <w:p>
+      <w:pPr>
+        <w:spacing w:after="0" w:line="240" w:lineRule="auto"/>
+        <w:rPr>
+          <w:i/>
+          <w:iCs/>
+        </w:rPr>
+      </w:pPr>
+      <w:r>
+        <w:rPr>
+          <w:i/>
+          <w:iCs/>
+        </w:rPr>
+        <w:t xml:space="preserve">    'title': 'Dallas 311 Service',</w:t>
+      </w:r>
+    </w:p>
+    <w:p>
+      <w:pPr>
+        <w:spacing w:after="0" w:line="240" w:lineRule="auto"/>
+        <w:rPr>
+          <w:i/>
+          <w:iCs/>
+        </w:rPr>
+      </w:pPr>
+      <w:r>
+        <w:rPr>
+          <w:i/>
+          <w:iCs/>
+        </w:rPr>
+        <w:t xml:space="preserve">    'type': 'Shapefile',</w:t>
+      </w:r>
+    </w:p>
+    <w:p>
+      <w:pPr>
+        <w:spacing w:after="0" w:line="240" w:lineRule="auto"/>
+        <w:rPr>
+          <w:i/>
+          <w:iCs/>
+        </w:rPr>
+      </w:pPr>
+      <w:r>
+        <w:rPr>
+          <w:i/>
+          <w:iCs/>
+        </w:rPr>
+        <w:t xml:space="preserve">    'tags': 'Dallas, 311, Service'</w:t>
+      </w:r>
+    </w:p>
+    <w:p>
+      <w:pPr>
+        <w:spacing w:after="0" w:line="240" w:lineRule="auto"/>
+        <w:rPr>
+          <w:i/>
+          <w:iCs/>
+        </w:rPr>
+      </w:pPr>
+      <w:r>
+        <w:rPr>
+          <w:i/>
+          <w:iCs/>
+        </w:rPr>
+        <w:t xml:space="preserve">} </w:t>
+      </w:r>
+    </w:p>
+    <w:p>
+      <w:pPr>
+        <w:spacing w:after="0" w:line="240" w:lineRule="auto"/>
+        <w:rPr>
+          <w:i/>
+          <w:iCs/>
+          <w:color w:val="C00000"/>
+        </w:rPr>
+      </w:pPr>
+      <w:proofErr w:type="spellStart"/>
+      <w:r>
+        <w:rPr>
+          <w:i/>
+          <w:iCs/>
+          <w:color w:val="C00000"/>
+        </w:rPr>
+        <w:t>added_item</w:t>
+      </w:r>
+      <w:proofErr w:type="spellEnd"/>
+      <w:r>
+        <w:rPr>
+          <w:i/>
+          <w:iCs/>
+          <w:color w:val="C00000"/>
+        </w:rPr>
+        <w:t xml:space="preserve"> = </w:t>
+      </w:r>
+      <w:proofErr w:type="spellStart"/>
+      <w:r>
+        <w:rPr>
+          <w:i/>
+          <w:iCs/>
+          <w:color w:val="C00000"/>
+        </w:rPr>
+        <w:t>my_gis.content.add</w:t>
+      </w:r>
+      <w:proofErr w:type="spellEnd"/>
+      <w:r>
+        <w:rPr>
+          <w:i/>
+          <w:iCs/>
+          <w:color w:val="C00000"/>
+        </w:rPr>
+        <w:t>(</w:t>
+      </w:r>
+      <w:proofErr w:type="spellStart"/>
+      <w:r>
+        <w:rPr>
+          <w:i/>
+          <w:iCs/>
+          <w:color w:val="C00000"/>
+        </w:rPr>
+        <w:t>item_properties</w:t>
+      </w:r>
+      <w:proofErr w:type="spellEnd"/>
+      <w:r>
+        <w:rPr>
+          <w:i/>
+          <w:iCs/>
+          <w:color w:val="C00000"/>
+        </w:rPr>
+        <w:t xml:space="preserve">, data = </w:t>
+      </w:r>
+      <w:proofErr w:type="spellStart"/>
+      <w:r>
+        <w:rPr>
+          <w:i/>
+          <w:iCs/>
+          <w:color w:val="C00000"/>
+        </w:rPr>
+        <w:t>shapefile_path,folder</w:t>
+      </w:r>
+      <w:proofErr w:type="spellEnd"/>
+      <w:r>
+        <w:rPr>
+          <w:i/>
+          <w:iCs/>
+          <w:color w:val="C00000"/>
+        </w:rPr>
+        <w:t>='')</w:t>
+      </w:r>
+    </w:p>
+    <w:p>
+      <w:pPr>
+        <w:spacing w:after="0" w:line="240" w:lineRule="auto"/>
+      </w:pPr>
+    </w:p>
+    <w:p>
+      <w:pPr>
+        <w:spacing w:after="0" w:line="240" w:lineRule="auto"/>
+      </w:pPr>
+      <w:r>
+        <w:t xml:space="preserve">The code above uploads your local ZIP file to your ArcGIS Online account as a </w:t>
+      </w:r>
+      <w:r>
+        <w:rPr>
+          <w:b/>
+          <w:bCs/>
+        </w:rPr>
+        <w:t>Shapefile item</w:t>
       </w:r>
       <w:r>
         <w:t>.</w:t>
       </w:r>
       <w:r>
+        <w:br/>
+        <w:t xml:space="preserve">After running this cell, go to your </w:t>
+      </w:r>
+      <w:r>
+        <w:rPr>
+          <w:b/>
+          <w:bCs/>
+        </w:rPr>
+        <w:t>ArcGIS Online → Content</w:t>
+      </w:r>
+      <w:r>
+        <w:t xml:space="preserve"> page — you should see a Shapefile item with the title you defined, stored inside the folder you just created</w:t>
+      </w:r>
+      <w:r>
+        <w:rPr>
+          <w:rFonts w:hint="eastAsia"/>
+        </w:rPr>
+        <w:t xml:space="preserve">.  </w:t>
+      </w:r>
+    </w:p>
+    <w:p>
+      <w:pPr>
+        <w:spacing w:after="0" w:line="240" w:lineRule="auto"/>
+      </w:pPr>
+    </w:p>
+    <w:p>
+      <w:pPr>
+        <w:spacing w:after="0" w:line="240" w:lineRule="auto"/>
+        <w:rPr>
+          <w:i/>
+          <w:iCs/>
+        </w:rPr>
+      </w:pPr>
+      <w:r>
         <w:rPr>
           <w:noProof/>
         </w:rPr>
         <w:drawing>
-          <wp:inline distT="0" distB="0" distL="0" distR="0" wp14:anchorId="71AA250D" wp14:editId="7CDFD79C">
-            <wp:extent cx="5731510" cy="307975"/>
-            <wp:effectExtent l="0" t="0" r="2540" b="0"/>
-            <wp:docPr id="1654739183" name="Picture 1"/>
+          <wp:inline distT="0" distB="0" distL="0" distR="0" wp14:anchorId="2E372493" wp14:editId="163A138D">
+            <wp:extent cx="5731510" cy="1750695"/>
+            <wp:effectExtent l="0" t="0" r="2540" b="1905"/>
+            <wp:docPr id="1486745079" name="Picture 1" descr="A screenshot of a computer&#10;&#10;AI-generated content may be incorrect."/>
             <wp:cNvGraphicFramePr>
               <a:graphicFrameLocks xmlns:a="http://schemas.openxmlformats.org/drawingml/2006/main" noChangeAspect="1"/>
             </wp:cNvGraphicFramePr>
@@ -473,7 +644,7 @@
               <a:graphicData uri="http://schemas.openxmlformats.org/drawingml/2006/picture">
                 <pic:pic xmlns:pic="http://schemas.openxmlformats.org/drawingml/2006/picture">
                   <pic:nvPicPr>
-                    <pic:cNvPr id="1654739183" name=""/>
+                    <pic:cNvPr id="1486745079" name="Picture 1" descr="A screenshot of a computer&#10;&#10;AI-generated content may be incorrect."/>
                     <pic:cNvPicPr/>
                   </pic:nvPicPr>
                   <pic:blipFill>
@@ -485,7 +656,7 @@
                   <pic:spPr>
                     <a:xfrm>
                       <a:off x="0" y="0"/>
-                      <a:ext cx="5731510" cy="307975"/>
+                      <a:ext cx="5731510" cy="1750695"/>
                     </a:xfrm>
                     <a:prstGeom prst="rect">
                       <a:avLst/>
@@ -501,8 +672,25 @@
     <w:p>
       <w:pPr>
         <w:spacing w:after="0" w:line="240" w:lineRule="auto"/>
-      </w:pPr>
-      <w:r>
+        <w:rPr>
+          <w:i/>
+          <w:iCs/>
+        </w:rPr>
+      </w:pPr>
+    </w:p>
+    <w:p>
+      <w:pPr>
+        <w:spacing w:after="0" w:line="240" w:lineRule="auto"/>
+        <w:rPr>
+          <w:b/>
+          <w:bCs/>
+        </w:rPr>
+      </w:pPr>
+      <w:r>
+        <w:rPr>
+          <w:b/>
+          <w:bCs/>
+        </w:rPr>
         <w:t>Note on Re-running the Code</w:t>
       </w:r>
     </w:p>
@@ -517,30 +705,55 @@
     <w:p>
       <w:pPr>
         <w:spacing w:after="0" w:line="240" w:lineRule="auto"/>
-      </w:pPr>
-      <w:r>
-        <w:t>Item 'inct_dallas.zip' already exists.</w:t>
+        <w:rPr>
+          <w:i/>
+          <w:iCs/>
+        </w:rPr>
+      </w:pPr>
+      <w:r>
+        <w:rPr>
+          <w:i/>
+          <w:iCs/>
+        </w:rPr>
+        <w:t>Item '</w:t>
       </w:r>
       <w:r>
         <w:rPr>
           <w:rFonts w:hint="eastAsia"/>
+          <w:i/>
+          <w:iCs/>
+        </w:rPr>
+        <w:t>dallas_311</w:t>
+      </w:r>
+      <w:r>
+        <w:rPr>
+          <w:i/>
+          <w:iCs/>
+        </w:rPr>
+        <w:t>.zip' already exists.</w:t>
+      </w:r>
+      <w:r>
+        <w:rPr>
+          <w:rFonts w:hint="eastAsia"/>
+          <w:i/>
+          <w:iCs/>
         </w:rPr>
         <w:t xml:space="preserve"> </w:t>
       </w:r>
       <w:r>
+        <w:rPr>
+          <w:i/>
+          <w:iCs/>
+        </w:rPr>
         <w:t>(Error Code: 409)</w:t>
       </w:r>
       <w:r>
         <w:rPr>
           <w:rFonts w:hint="eastAsia"/>
-        </w:rPr>
-        <w:t xml:space="preserve">. </w:t>
-      </w:r>
-      <w:r>
-        <w:rPr>
-          <w:rFonts w:hint="eastAsia"/>
-        </w:rPr>
-        <w:t xml:space="preserve"> </w:t>
+          <w:i/>
+          <w:iCs/>
+        </w:rPr>
+        <w:t xml:space="preserve">.  </w:t>
       </w:r>
     </w:p>
     <w:p>
@@ -597,12 +810,48 @@
     </w:p>
     <w:p>
       <w:pPr>
+        <w:pStyle w:val="Heading2"/>
+        <w:rPr>
+          <w:rFonts w:eastAsiaTheme="minorEastAsia" w:hint="eastAsia"/>
+        </w:rPr>
+      </w:pPr>
+      <w:r>
+        <w:rPr>
+          <w:rFonts w:hint="eastAsia"/>
+        </w:rPr>
+        <w:t xml:space="preserve">Deliverable 1: </w:t>
+      </w:r>
+      <w:r>
+        <w:t>Upload the ZIP file that includes the 311 service data to ArcGIS Online.</w:t>
+      </w:r>
+      <w:r>
+        <w:br/>
+        <w:t>Provide a screenshot of your code and show the Shapefile item in your ArcGIS Online account.</w:t>
+      </w:r>
+      <w:r>
+        <w:rPr>
+          <w:rFonts w:eastAsiaTheme="minorEastAsia" w:hint="eastAsia"/>
+        </w:rPr>
+        <w:t xml:space="preserve"> (10 points)</w:t>
+      </w:r>
+    </w:p>
+    <w:p>
+      <w:pPr>
         <w:spacing w:after="0" w:line="240" w:lineRule="auto"/>
         <w:rPr>
           <w:b/>
           <w:bCs/>
         </w:rPr>
       </w:pPr>
+    </w:p>
+    <w:p>
+      <w:pPr>
+        <w:spacing w:after="0" w:line="240" w:lineRule="auto"/>
+        <w:rPr>
+          <w:b/>
+          <w:bCs/>
+        </w:rPr>
+      </w:pPr>
       <w:r>
         <w:rPr>
           <w:rFonts w:hint="eastAsia"/>
@@ -632,14 +881,7 @@
           <w:i/>
           <w:iCs/>
         </w:rPr>
-        <w:t>published item</w:t>
-      </w:r>
-      <w:r>
-        <w:rPr>
-          <w:i/>
-          <w:iCs/>
-        </w:rPr>
-        <w:t xml:space="preserve"> = </w:t>
+        <w:t xml:space="preserve">published item = </w:t>
       </w:r>
       <w:proofErr w:type="spellStart"/>
       <w:r>
@@ -647,122 +889,46 @@
           <w:i/>
           <w:iCs/>
         </w:rPr>
-        <w:t>added_</w:t>
-      </w:r>
-      <w:proofErr w:type="gramStart"/>
-      <w:r>
-        <w:rPr>
-          <w:i/>
-          <w:iCs/>
-        </w:rPr>
-        <w:t>item.publish</w:t>
+        <w:t>added_item.publish</w:t>
       </w:r>
       <w:proofErr w:type="spellEnd"/>
-      <w:proofErr w:type="gramEnd"/>
-      <w:r>
-        <w:rPr>
-          <w:i/>
-          <w:iCs/>
-        </w:rPr>
-        <w:t>(</w:t>
-      </w:r>
-      <w:proofErr w:type="spellStart"/>
-      <w:r>
-        <w:rPr>
-          <w:i/>
-          <w:iCs/>
-        </w:rPr>
-        <w:t>publish_parameters</w:t>
-      </w:r>
-      <w:proofErr w:type="spellEnd"/>
-      <w:proofErr w:type="gramStart"/>
-      <w:r>
-        <w:rPr>
-          <w:i/>
-          <w:iCs/>
-        </w:rPr>
-        <w:t>={</w:t>
-      </w:r>
-      <w:proofErr w:type="gramEnd"/>
-      <w:r>
-        <w:rPr>
-          <w:i/>
-          <w:iCs/>
-        </w:rPr>
-        <w:t>'name': '</w:t>
-      </w:r>
-      <w:proofErr w:type="spellStart"/>
-      <w:r>
-        <w:rPr>
-          <w:i/>
-          <w:iCs/>
-        </w:rPr>
-        <w:t>inct_dallas_</w:t>
-      </w:r>
-      <w:proofErr w:type="gramStart"/>
-      <w:r>
-        <w:rPr>
-          <w:i/>
-          <w:iCs/>
-        </w:rPr>
-        <w:t>new</w:t>
-      </w:r>
-      <w:proofErr w:type="spellEnd"/>
-      <w:r>
-        <w:rPr>
-          <w:i/>
-          <w:iCs/>
-        </w:rPr>
-        <w:t>'}</w:t>
-      </w:r>
-      <w:proofErr w:type="gramEnd"/>
-      <w:r>
-        <w:rPr>
-          <w:i/>
-          <w:iCs/>
-        </w:rPr>
-        <w:t>)</w:t>
-      </w:r>
-    </w:p>
-    <w:p>
-      <w:r>
-        <w:t>The code above publishes your uploaded shapefile as a Hosted Feature Layer,</w:t>
-      </w:r>
-      <w:r>
-        <w:rPr>
-          <w:rFonts w:hint="eastAsia"/>
-        </w:rPr>
-        <w:t xml:space="preserve"> </w:t>
-      </w:r>
-      <w:r>
-        <w:t>which allows you to visualize, query, and analyze the data interactively on ArcGIS Online.</w:t>
-      </w:r>
-      <w:r>
-        <w:rPr>
-          <w:rFonts w:hint="eastAsia"/>
-        </w:rPr>
-        <w:t xml:space="preserve"> </w:t>
-      </w:r>
-      <w:r>
-        <w:t xml:space="preserve">After running this, a new Feature Layer named </w:t>
-      </w:r>
-      <w:proofErr w:type="spellStart"/>
-      <w:r>
-        <w:t>inct_dallas_new</w:t>
-      </w:r>
-      <w:proofErr w:type="spellEnd"/>
-      <w:r>
-        <w:t xml:space="preserve"> will appear in your content.</w:t>
-      </w:r>
+      <w:r>
+        <w:rPr>
+          <w:i/>
+          <w:iCs/>
+        </w:rPr>
+        <w:t>()</w:t>
+      </w:r>
+    </w:p>
+    <w:p>
+      <w:pPr>
+        <w:spacing w:after="0" w:line="240" w:lineRule="auto"/>
+        <w:rPr>
+          <w:i/>
+          <w:iCs/>
+        </w:rPr>
+      </w:pPr>
+    </w:p>
+    <w:p>
+      <w:r>
+        <w:t>The code above publishes your uploaded shapefile as a Hosted Feature Layer, which allows you to visualize, query, and analyze the data interactively on ArcGIS Online.</w:t>
+      </w:r>
+    </w:p>
+    <w:p>
+      <w:r>
+        <w:t>After running this code, a new Feature Layer will appear in your Content page.</w:t>
+      </w:r>
+    </w:p>
+    <w:p>
       <w:r>
         <w:rPr>
           <w:noProof/>
         </w:rPr>
         <w:drawing>
-          <wp:inline distT="0" distB="0" distL="0" distR="0" wp14:anchorId="228CD2DC" wp14:editId="25B42678">
-            <wp:extent cx="5731510" cy="357505"/>
-            <wp:effectExtent l="0" t="0" r="2540" b="4445"/>
-            <wp:docPr id="925635833" name="Picture 1"/>
+          <wp:inline distT="0" distB="0" distL="0" distR="0" wp14:anchorId="3E904F3C" wp14:editId="524E60CC">
+            <wp:extent cx="5731510" cy="1823085"/>
+            <wp:effectExtent l="0" t="0" r="2540" b="5715"/>
+            <wp:docPr id="1901458961" name="Picture 1" descr="A screenshot of a browser&#10;&#10;AI-generated content may be incorrect."/>
             <wp:cNvGraphicFramePr>
               <a:graphicFrameLocks xmlns:a="http://schemas.openxmlformats.org/drawingml/2006/main" noChangeAspect="1"/>
             </wp:cNvGraphicFramePr>
@@ -770,7 +936,7 @@
               <a:graphicData uri="http://schemas.openxmlformats.org/drawingml/2006/picture">
                 <pic:pic xmlns:pic="http://schemas.openxmlformats.org/drawingml/2006/picture">
                   <pic:nvPicPr>
-                    <pic:cNvPr id="925635833" name=""/>
+                    <pic:cNvPr id="1901458961" name="Picture 1" descr="A screenshot of a browser&#10;&#10;AI-generated content may be incorrect."/>
                     <pic:cNvPicPr/>
                   </pic:nvPicPr>
                   <pic:blipFill>
@@ -782,7 +948,7 @@
                   <pic:spPr>
                     <a:xfrm>
                       <a:off x="0" y="0"/>
-                      <a:ext cx="5731510" cy="357505"/>
+                      <a:ext cx="5731510" cy="1823085"/>
                     </a:xfrm>
                     <a:prstGeom prst="rect">
                       <a:avLst/>
@@ -795,51 +961,951 @@
         </w:drawing>
       </w:r>
     </w:p>
+    <w:p>
+      <w:pPr>
+        <w:pStyle w:val="Heading2"/>
+        <w:rPr>
+          <w:rFonts w:eastAsiaTheme="minorEastAsia" w:hint="eastAsia"/>
+        </w:rPr>
+      </w:pPr>
+      <w:r>
+        <w:t>Deliverable</w:t>
+      </w:r>
+      <w:r>
+        <w:rPr>
+          <w:rFonts w:hint="eastAsia"/>
+        </w:rPr>
+        <w:t xml:space="preserve"> 2: Provide a screenshot </w:t>
+      </w:r>
+      <w:r>
+        <w:t>showing the Feature Layer in your ArcGIS Online account</w:t>
+      </w:r>
+      <w:r>
+        <w:rPr>
+          <w:rFonts w:eastAsiaTheme="minorEastAsia" w:hint="eastAsia"/>
+        </w:rPr>
+        <w:t xml:space="preserve">. </w:t>
+      </w:r>
+      <w:r>
+        <w:rPr>
+          <w:rFonts w:eastAsiaTheme="minorEastAsia" w:hint="eastAsia"/>
+        </w:rPr>
+        <w:t>(10 points)</w:t>
+      </w:r>
+    </w:p>
+    <w:p>
+      <w:pPr>
+        <w:pStyle w:val="Heading1"/>
+      </w:pPr>
+      <w:r>
+        <w:rPr>
+          <w:rFonts w:hint="eastAsia"/>
+        </w:rPr>
+        <w:t>Task 2: Create a web map</w:t>
+      </w:r>
+    </w:p>
+    <w:p>
+      <w:r>
+        <w:t>Dashboards only accept Web Maps as input.</w:t>
+      </w:r>
+    </w:p>
+    <w:p>
+      <w:r>
+        <w:t>To create one, go to your ArcGIS Online Content page — you should now see the Feature Layer you just published. Create a Web Map using this layer.</w:t>
+      </w:r>
+      <w:r>
+        <w:rPr>
+          <w:noProof/>
+        </w:rPr>
+        <w:lastRenderedPageBreak/>
+        <w:drawing>
+          <wp:inline distT="0" distB="0" distL="0" distR="0" wp14:anchorId="0773E504" wp14:editId="127BFB1C">
+            <wp:extent cx="5731510" cy="1454785"/>
+            <wp:effectExtent l="0" t="0" r="2540" b="0"/>
+            <wp:docPr id="821146927" name="Picture 1" descr="A screenshot of a computer&#10;&#10;AI-generated content may be incorrect."/>
+            <wp:cNvGraphicFramePr>
+              <a:graphicFrameLocks xmlns:a="http://schemas.openxmlformats.org/drawingml/2006/main" noChangeAspect="1"/>
+            </wp:cNvGraphicFramePr>
+            <a:graphic xmlns:a="http://schemas.openxmlformats.org/drawingml/2006/main">
+              <a:graphicData uri="http://schemas.openxmlformats.org/drawingml/2006/picture">
+                <pic:pic xmlns:pic="http://schemas.openxmlformats.org/drawingml/2006/picture">
+                  <pic:nvPicPr>
+                    <pic:cNvPr id="821146927" name="Picture 1" descr="A screenshot of a computer&#10;&#10;AI-generated content may be incorrect."/>
+                    <pic:cNvPicPr/>
+                  </pic:nvPicPr>
+                  <pic:blipFill>
+                    <a:blip r:embed="rId7"/>
+                    <a:stretch>
+                      <a:fillRect/>
+                    </a:stretch>
+                  </pic:blipFill>
+                  <pic:spPr>
+                    <a:xfrm>
+                      <a:off x="0" y="0"/>
+                      <a:ext cx="5731510" cy="1454785"/>
+                    </a:xfrm>
+                    <a:prstGeom prst="rect">
+                      <a:avLst/>
+                    </a:prstGeom>
+                  </pic:spPr>
+                </pic:pic>
+              </a:graphicData>
+            </a:graphic>
+          </wp:inline>
+        </w:drawing>
+      </w:r>
+    </w:p>
+    <w:p>
+      <w:r>
+        <w:rPr>
+          <w:noProof/>
+        </w:rPr>
+        <w:drawing>
+          <wp:inline distT="0" distB="0" distL="0" distR="0" wp14:anchorId="118FECAE" wp14:editId="0104A6F1">
+            <wp:extent cx="1895238" cy="1638095"/>
+            <wp:effectExtent l="0" t="0" r="0" b="635"/>
+            <wp:docPr id="1018906547" name="Picture 1" descr="A screenshot of a computer&#10;&#10;AI-generated content may be incorrect."/>
+            <wp:cNvGraphicFramePr>
+              <a:graphicFrameLocks xmlns:a="http://schemas.openxmlformats.org/drawingml/2006/main" noChangeAspect="1"/>
+            </wp:cNvGraphicFramePr>
+            <a:graphic xmlns:a="http://schemas.openxmlformats.org/drawingml/2006/main">
+              <a:graphicData uri="http://schemas.openxmlformats.org/drawingml/2006/picture">
+                <pic:pic xmlns:pic="http://schemas.openxmlformats.org/drawingml/2006/picture">
+                  <pic:nvPicPr>
+                    <pic:cNvPr id="1018906547" name="Picture 1" descr="A screenshot of a computer&#10;&#10;AI-generated content may be incorrect."/>
+                    <pic:cNvPicPr/>
+                  </pic:nvPicPr>
+                  <pic:blipFill>
+                    <a:blip r:embed="rId8"/>
+                    <a:stretch>
+                      <a:fillRect/>
+                    </a:stretch>
+                  </pic:blipFill>
+                  <pic:spPr>
+                    <a:xfrm>
+                      <a:off x="0" y="0"/>
+                      <a:ext cx="1895238" cy="1638095"/>
+                    </a:xfrm>
+                    <a:prstGeom prst="rect">
+                      <a:avLst/>
+                    </a:prstGeom>
+                  </pic:spPr>
+                </pic:pic>
+              </a:graphicData>
+            </a:graphic>
+          </wp:inline>
+        </w:drawing>
+      </w:r>
+    </w:p>
+    <w:p>
+      <w:r>
+        <w:rPr>
+          <w:noProof/>
+        </w:rPr>
+        <w:lastRenderedPageBreak/>
+        <w:drawing>
+          <wp:inline distT="0" distB="0" distL="0" distR="0" wp14:anchorId="006D629A" wp14:editId="09FEA370">
+            <wp:extent cx="5000000" cy="5476190"/>
+            <wp:effectExtent l="0" t="0" r="0" b="0"/>
+            <wp:docPr id="1742906067" name="Picture 1" descr="A screenshot of a computer&#10;&#10;AI-generated content may be incorrect."/>
+            <wp:cNvGraphicFramePr>
+              <a:graphicFrameLocks xmlns:a="http://schemas.openxmlformats.org/drawingml/2006/main" noChangeAspect="1"/>
+            </wp:cNvGraphicFramePr>
+            <a:graphic xmlns:a="http://schemas.openxmlformats.org/drawingml/2006/main">
+              <a:graphicData uri="http://schemas.openxmlformats.org/drawingml/2006/picture">
+                <pic:pic xmlns:pic="http://schemas.openxmlformats.org/drawingml/2006/picture">
+                  <pic:nvPicPr>
+                    <pic:cNvPr id="1742906067" name="Picture 1" descr="A screenshot of a computer&#10;&#10;AI-generated content may be incorrect."/>
+                    <pic:cNvPicPr/>
+                  </pic:nvPicPr>
+                  <pic:blipFill>
+                    <a:blip r:embed="rId9"/>
+                    <a:stretch>
+                      <a:fillRect/>
+                    </a:stretch>
+                  </pic:blipFill>
+                  <pic:spPr>
+                    <a:xfrm>
+                      <a:off x="0" y="0"/>
+                      <a:ext cx="5000000" cy="5476190"/>
+                    </a:xfrm>
+                    <a:prstGeom prst="rect">
+                      <a:avLst/>
+                    </a:prstGeom>
+                  </pic:spPr>
+                </pic:pic>
+              </a:graphicData>
+            </a:graphic>
+          </wp:inline>
+        </w:drawing>
+      </w:r>
+    </w:p>
+    <w:p>
+      <w:pPr>
+        <w:pStyle w:val="Heading2"/>
+        <w:rPr>
+          <w:rFonts w:eastAsiaTheme="minorEastAsia" w:hint="eastAsia"/>
+        </w:rPr>
+      </w:pPr>
+      <w:r>
+        <w:rPr>
+          <w:rFonts w:hint="eastAsia"/>
+        </w:rPr>
+        <w:t xml:space="preserve">Deliverable 3: </w:t>
+      </w:r>
+      <w:r>
+        <w:rPr>
+          <w:rFonts w:hint="eastAsia"/>
+        </w:rPr>
+        <w:t xml:space="preserve">Provide a screenshot showing your Web Map in ArcGIS Online. </w:t>
+      </w:r>
+      <w:r>
+        <w:rPr>
+          <w:rFonts w:eastAsiaTheme="minorEastAsia" w:hint="eastAsia"/>
+        </w:rPr>
+        <w:t>(10 points)</w:t>
+      </w:r>
+    </w:p>
+    <w:p>
+      <w:pPr>
+        <w:pStyle w:val="Heading1"/>
+      </w:pPr>
+      <w:r>
+        <w:t xml:space="preserve">Task </w:t>
+      </w:r>
+      <w:r>
+        <w:rPr>
+          <w:rFonts w:eastAsiaTheme="minorEastAsia" w:hint="eastAsia"/>
+        </w:rPr>
+        <w:t>3</w:t>
+      </w:r>
+      <w:r>
+        <w:t>: Build a Dashboard</w:t>
+      </w:r>
+    </w:p>
+    <w:p>
+      <w:pPr>
+        <w:numPr>
+          <w:ilvl w:val="0"/>
+          <w:numId w:val="2"/>
+        </w:numPr>
+      </w:pPr>
+      <w:r>
+        <w:t xml:space="preserve">Go to </w:t>
+      </w:r>
+      <w:r>
+        <w:rPr>
+          <w:b/>
+          <w:bCs/>
+        </w:rPr>
+        <w:t>Dashboards → Create Dashboard</w:t>
+      </w:r>
+      <w:r>
+        <w:t>.</w:t>
+      </w:r>
+    </w:p>
+    <w:p>
+      <w:r>
+        <w:rPr>
+          <w:noProof/>
+        </w:rPr>
+        <w:lastRenderedPageBreak/>
+        <w:drawing>
+          <wp:inline distT="0" distB="0" distL="0" distR="0" wp14:anchorId="4E40D5B6" wp14:editId="733ECFD1">
+            <wp:extent cx="5028571" cy="3047619"/>
+            <wp:effectExtent l="0" t="0" r="635" b="635"/>
+            <wp:docPr id="1685359637" name="Picture 1" descr="A screenshot of a computer&#10;&#10;AI-generated content may be incorrect."/>
+            <wp:cNvGraphicFramePr>
+              <a:graphicFrameLocks xmlns:a="http://schemas.openxmlformats.org/drawingml/2006/main" noChangeAspect="1"/>
+            </wp:cNvGraphicFramePr>
+            <a:graphic xmlns:a="http://schemas.openxmlformats.org/drawingml/2006/main">
+              <a:graphicData uri="http://schemas.openxmlformats.org/drawingml/2006/picture">
+                <pic:pic xmlns:pic="http://schemas.openxmlformats.org/drawingml/2006/picture">
+                  <pic:nvPicPr>
+                    <pic:cNvPr id="1685359637" name="Picture 1" descr="A screenshot of a computer&#10;&#10;AI-generated content may be incorrect."/>
+                    <pic:cNvPicPr/>
+                  </pic:nvPicPr>
+                  <pic:blipFill>
+                    <a:blip r:embed="rId10"/>
+                    <a:stretch>
+                      <a:fillRect/>
+                    </a:stretch>
+                  </pic:blipFill>
+                  <pic:spPr>
+                    <a:xfrm>
+                      <a:off x="0" y="0"/>
+                      <a:ext cx="5028571" cy="3047619"/>
+                    </a:xfrm>
+                    <a:prstGeom prst="rect">
+                      <a:avLst/>
+                    </a:prstGeom>
+                  </pic:spPr>
+                </pic:pic>
+              </a:graphicData>
+            </a:graphic>
+          </wp:inline>
+        </w:drawing>
+      </w:r>
+    </w:p>
+    <w:p>
+      <w:r>
+        <w:rPr>
+          <w:rFonts w:hint="eastAsia"/>
+        </w:rPr>
+        <w:t xml:space="preserve">Create dashboards, </w:t>
+      </w:r>
+    </w:p>
+    <w:p>
+      <w:r>
+        <w:rPr>
+          <w:noProof/>
+        </w:rPr>
+        <w:drawing>
+          <wp:inline distT="0" distB="0" distL="0" distR="0" wp14:anchorId="685B7EA0" wp14:editId="51E49BF7">
+            <wp:extent cx="5731510" cy="2492375"/>
+            <wp:effectExtent l="0" t="0" r="2540" b="3175"/>
+            <wp:docPr id="1188492894" name="Picture 1" descr="A screenshot of a computer&#10;&#10;AI-generated content may be incorrect."/>
+            <wp:cNvGraphicFramePr>
+              <a:graphicFrameLocks xmlns:a="http://schemas.openxmlformats.org/drawingml/2006/main" noChangeAspect="1"/>
+            </wp:cNvGraphicFramePr>
+            <a:graphic xmlns:a="http://schemas.openxmlformats.org/drawingml/2006/main">
+              <a:graphicData uri="http://schemas.openxmlformats.org/drawingml/2006/picture">
+                <pic:pic xmlns:pic="http://schemas.openxmlformats.org/drawingml/2006/picture">
+                  <pic:nvPicPr>
+                    <pic:cNvPr id="1188492894" name="Picture 1" descr="A screenshot of a computer&#10;&#10;AI-generated content may be incorrect."/>
+                    <pic:cNvPicPr/>
+                  </pic:nvPicPr>
+                  <pic:blipFill>
+                    <a:blip r:embed="rId11"/>
+                    <a:stretch>
+                      <a:fillRect/>
+                    </a:stretch>
+                  </pic:blipFill>
+                  <pic:spPr>
+                    <a:xfrm>
+                      <a:off x="0" y="0"/>
+                      <a:ext cx="5731510" cy="2492375"/>
+                    </a:xfrm>
+                    <a:prstGeom prst="rect">
+                      <a:avLst/>
+                    </a:prstGeom>
+                  </pic:spPr>
+                </pic:pic>
+              </a:graphicData>
+            </a:graphic>
+          </wp:inline>
+        </w:drawing>
+      </w:r>
+    </w:p>
+    <w:p>
+      <w:r>
+        <w:t xml:space="preserve">Provide a </w:t>
+      </w:r>
+      <w:r>
+        <w:rPr>
+          <w:b/>
+          <w:bCs/>
+        </w:rPr>
+        <w:t>title</w:t>
+      </w:r>
+      <w:r>
+        <w:t xml:space="preserve"> for your dashboard. It’s recommended to store it in the </w:t>
+      </w:r>
+      <w:r>
+        <w:rPr>
+          <w:b/>
+          <w:bCs/>
+        </w:rPr>
+        <w:t>same folder</w:t>
+      </w:r>
+      <w:r>
+        <w:t xml:space="preserve"> as your 311 service shapefile and Feature Layer.</w:t>
+      </w:r>
+    </w:p>
+    <w:p>
+      <w:r>
+        <w:rPr>
+          <w:noProof/>
+        </w:rPr>
+        <w:lastRenderedPageBreak/>
+        <w:drawing>
+          <wp:inline distT="0" distB="0" distL="0" distR="0" wp14:anchorId="6C644E26" wp14:editId="057CFCBE">
+            <wp:extent cx="5731510" cy="2402840"/>
+            <wp:effectExtent l="0" t="0" r="2540" b="0"/>
+            <wp:docPr id="1513992510" name="Picture 1" descr="A screenshot of a computer&#10;&#10;AI-generated content may be incorrect."/>
+            <wp:cNvGraphicFramePr>
+              <a:graphicFrameLocks xmlns:a="http://schemas.openxmlformats.org/drawingml/2006/main" noChangeAspect="1"/>
+            </wp:cNvGraphicFramePr>
+            <a:graphic xmlns:a="http://schemas.openxmlformats.org/drawingml/2006/main">
+              <a:graphicData uri="http://schemas.openxmlformats.org/drawingml/2006/picture">
+                <pic:pic xmlns:pic="http://schemas.openxmlformats.org/drawingml/2006/picture">
+                  <pic:nvPicPr>
+                    <pic:cNvPr id="1513992510" name="Picture 1" descr="A screenshot of a computer&#10;&#10;AI-generated content may be incorrect."/>
+                    <pic:cNvPicPr/>
+                  </pic:nvPicPr>
+                  <pic:blipFill>
+                    <a:blip r:embed="rId12"/>
+                    <a:stretch>
+                      <a:fillRect/>
+                    </a:stretch>
+                  </pic:blipFill>
+                  <pic:spPr>
+                    <a:xfrm>
+                      <a:off x="0" y="0"/>
+                      <a:ext cx="5731510" cy="2402840"/>
+                    </a:xfrm>
+                    <a:prstGeom prst="rect">
+                      <a:avLst/>
+                    </a:prstGeom>
+                  </pic:spPr>
+                </pic:pic>
+              </a:graphicData>
+            </a:graphic>
+          </wp:inline>
+        </w:drawing>
+      </w:r>
+    </w:p>
+    <w:p>
+      <w:r>
+        <w:t xml:space="preserve">Click the </w:t>
+      </w:r>
+      <w:r>
+        <w:rPr>
+          <w:b/>
+          <w:bCs/>
+        </w:rPr>
+        <w:t>plus (+)</w:t>
+      </w:r>
+      <w:r>
+        <w:t xml:space="preserve"> button in the central area to add a </w:t>
+      </w:r>
+      <w:r>
+        <w:rPr>
+          <w:b/>
+          <w:bCs/>
+        </w:rPr>
+        <w:t>Web Map</w:t>
+      </w:r>
+      <w:r>
+        <w:t>.</w:t>
+      </w:r>
+      <w:r>
+        <w:br/>
+        <w:t xml:space="preserve">A pop-up window will appear showing all available Web Maps in your ArcGIS Online account — select the </w:t>
+      </w:r>
+      <w:r>
+        <w:rPr>
+          <w:b/>
+          <w:bCs/>
+        </w:rPr>
+        <w:t>311 Service Web Map</w:t>
+      </w:r>
+      <w:r>
+        <w:t>.</w:t>
+      </w:r>
+      <w:r>
+        <w:rPr>
+          <w:rFonts w:hint="eastAsia"/>
+        </w:rPr>
+        <w:t xml:space="preserve"> </w:t>
+      </w:r>
+      <w:r>
+        <w:t xml:space="preserve">This step demonstrates why creating a Web Map is necessary: </w:t>
+      </w:r>
+      <w:r>
+        <w:rPr>
+          <w:b/>
+          <w:bCs/>
+        </w:rPr>
+        <w:t>Dashboards only accept Web Maps as map content</w:t>
+      </w:r>
+      <w:r>
+        <w:t>.</w:t>
+      </w:r>
+    </w:p>
+    <w:p>
+      <w:r>
+        <w:rPr>
+          <w:noProof/>
+        </w:rPr>
+        <w:drawing>
+          <wp:inline distT="0" distB="0" distL="0" distR="0" wp14:anchorId="05E2A25B" wp14:editId="3D33A191">
+            <wp:extent cx="4380952" cy="4076190"/>
+            <wp:effectExtent l="0" t="0" r="635" b="635"/>
+            <wp:docPr id="1263251773" name="Picture 1" descr="A screenshot of a computer&#10;&#10;AI-generated content may be incorrect."/>
+            <wp:cNvGraphicFramePr>
+              <a:graphicFrameLocks xmlns:a="http://schemas.openxmlformats.org/drawingml/2006/main" noChangeAspect="1"/>
+            </wp:cNvGraphicFramePr>
+            <a:graphic xmlns:a="http://schemas.openxmlformats.org/drawingml/2006/main">
+              <a:graphicData uri="http://schemas.openxmlformats.org/drawingml/2006/picture">
+                <pic:pic xmlns:pic="http://schemas.openxmlformats.org/drawingml/2006/picture">
+                  <pic:nvPicPr>
+                    <pic:cNvPr id="1263251773" name="Picture 1" descr="A screenshot of a computer&#10;&#10;AI-generated content may be incorrect."/>
+                    <pic:cNvPicPr/>
+                  </pic:nvPicPr>
+                  <pic:blipFill>
+                    <a:blip r:embed="rId13"/>
+                    <a:stretch>
+                      <a:fillRect/>
+                    </a:stretch>
+                  </pic:blipFill>
+                  <pic:spPr>
+                    <a:xfrm>
+                      <a:off x="0" y="0"/>
+                      <a:ext cx="4380952" cy="4076190"/>
+                    </a:xfrm>
+                    <a:prstGeom prst="rect">
+                      <a:avLst/>
+                    </a:prstGeom>
+                  </pic:spPr>
+                </pic:pic>
+              </a:graphicData>
+            </a:graphic>
+          </wp:inline>
+        </w:drawing>
+      </w:r>
+    </w:p>
+    <w:p>
+      <w:r>
+        <w:rPr>
+          <w:rFonts w:hint="eastAsia"/>
+        </w:rPr>
+        <w:t xml:space="preserve">Now in the middle part, is your web map. </w:t>
+      </w:r>
+    </w:p>
     <w:p/>
+    <w:p>
+      <w:r>
+        <w:rPr>
+          <w:noProof/>
+        </w:rPr>
+        <w:lastRenderedPageBreak/>
+        <w:drawing>
+          <wp:inline distT="0" distB="0" distL="0" distR="0" wp14:anchorId="374FDEA4" wp14:editId="081A8EB9">
+            <wp:extent cx="5731510" cy="3565525"/>
+            <wp:effectExtent l="0" t="0" r="2540" b="0"/>
+            <wp:docPr id="916193706" name="Picture 1" descr="A map with red dots&#10;&#10;AI-generated content may be incorrect."/>
+            <wp:cNvGraphicFramePr>
+              <a:graphicFrameLocks xmlns:a="http://schemas.openxmlformats.org/drawingml/2006/main" noChangeAspect="1"/>
+            </wp:cNvGraphicFramePr>
+            <a:graphic xmlns:a="http://schemas.openxmlformats.org/drawingml/2006/main">
+              <a:graphicData uri="http://schemas.openxmlformats.org/drawingml/2006/picture">
+                <pic:pic xmlns:pic="http://schemas.openxmlformats.org/drawingml/2006/picture">
+                  <pic:nvPicPr>
+                    <pic:cNvPr id="916193706" name="Picture 1" descr="A map with red dots&#10;&#10;AI-generated content may be incorrect."/>
+                    <pic:cNvPicPr/>
+                  </pic:nvPicPr>
+                  <pic:blipFill>
+                    <a:blip r:embed="rId14"/>
+                    <a:stretch>
+                      <a:fillRect/>
+                    </a:stretch>
+                  </pic:blipFill>
+                  <pic:spPr>
+                    <a:xfrm>
+                      <a:off x="0" y="0"/>
+                      <a:ext cx="5731510" cy="3565525"/>
+                    </a:xfrm>
+                    <a:prstGeom prst="rect">
+                      <a:avLst/>
+                    </a:prstGeom>
+                  </pic:spPr>
+                </pic:pic>
+              </a:graphicData>
+            </a:graphic>
+          </wp:inline>
+        </w:drawing>
+      </w:r>
+    </w:p>
+    <w:p>
+      <w:r>
+        <w:t>Once your Web Map appears in the center panel:</w:t>
+      </w:r>
+    </w:p>
+    <w:p>
+      <w:pPr>
+        <w:numPr>
+          <w:ilvl w:val="0"/>
+          <w:numId w:val="4"/>
+        </w:numPr>
+      </w:pPr>
+      <w:r>
+        <w:t xml:space="preserve">Click the </w:t>
+      </w:r>
+      <w:r>
+        <w:rPr>
+          <w:b/>
+          <w:bCs/>
+        </w:rPr>
+        <w:t>blue plus (+)</w:t>
+      </w:r>
+      <w:r>
+        <w:t xml:space="preserve"> button to add elements to your dashboard.</w:t>
+      </w:r>
+    </w:p>
+    <w:p>
+      <w:pPr>
+        <w:numPr>
+          <w:ilvl w:val="0"/>
+          <w:numId w:val="4"/>
+        </w:numPr>
+      </w:pPr>
+      <w:r>
+        <w:t xml:space="preserve">Four small plus icons will appear in the corners. To add an element on the </w:t>
+      </w:r>
+      <w:r>
+        <w:rPr>
+          <w:b/>
+          <w:bCs/>
+        </w:rPr>
+        <w:t>left side</w:t>
+      </w:r>
+      <w:r>
+        <w:t xml:space="preserve">, click the </w:t>
+      </w:r>
+      <w:r>
+        <w:rPr>
+          <w:b/>
+          <w:bCs/>
+        </w:rPr>
+        <w:t>left plus (+)</w:t>
+      </w:r>
+      <w:r>
+        <w:t xml:space="preserve"> button.</w:t>
+      </w:r>
+    </w:p>
+    <w:p>
+      <w:r>
+        <w:rPr>
+          <w:noProof/>
+        </w:rPr>
+        <w:drawing>
+          <wp:inline distT="0" distB="0" distL="0" distR="0" wp14:anchorId="1E9B9819" wp14:editId="1C406236">
+            <wp:extent cx="5731510" cy="2713990"/>
+            <wp:effectExtent l="0" t="0" r="2540" b="0"/>
+            <wp:docPr id="384333325" name="Picture 1" descr="A map with red dots&#10;&#10;AI-generated content may be incorrect."/>
+            <wp:cNvGraphicFramePr>
+              <a:graphicFrameLocks xmlns:a="http://schemas.openxmlformats.org/drawingml/2006/main" noChangeAspect="1"/>
+            </wp:cNvGraphicFramePr>
+            <a:graphic xmlns:a="http://schemas.openxmlformats.org/drawingml/2006/main">
+              <a:graphicData uri="http://schemas.openxmlformats.org/drawingml/2006/picture">
+                <pic:pic xmlns:pic="http://schemas.openxmlformats.org/drawingml/2006/picture">
+                  <pic:nvPicPr>
+                    <pic:cNvPr id="384333325" name="Picture 1" descr="A map with red dots&#10;&#10;AI-generated content may be incorrect."/>
+                    <pic:cNvPicPr/>
+                  </pic:nvPicPr>
+                  <pic:blipFill>
+                    <a:blip r:embed="rId15"/>
+                    <a:stretch>
+                      <a:fillRect/>
+                    </a:stretch>
+                  </pic:blipFill>
+                  <pic:spPr>
+                    <a:xfrm>
+                      <a:off x="0" y="0"/>
+                      <a:ext cx="5731510" cy="2713990"/>
+                    </a:xfrm>
+                    <a:prstGeom prst="rect">
+                      <a:avLst/>
+                    </a:prstGeom>
+                  </pic:spPr>
+                </pic:pic>
+              </a:graphicData>
+            </a:graphic>
+          </wp:inline>
+        </w:drawing>
+      </w:r>
+    </w:p>
+    <w:p>
+      <w:pPr>
+        <w:pStyle w:val="Heading2"/>
+      </w:pPr>
+      <w:r>
+        <w:rPr>
+          <w:rFonts w:hint="eastAsia"/>
+        </w:rPr>
+        <w:t>Task 4</w:t>
+      </w:r>
+      <w:r>
+        <w:t> </w:t>
+      </w:r>
+      <w:r>
+        <w:rPr>
+          <w:rFonts w:hint="eastAsia"/>
+        </w:rPr>
+        <w:t xml:space="preserve">: </w:t>
+      </w:r>
+      <w:r>
+        <w:t>Create a Pie Chart Element:</w:t>
+      </w:r>
+    </w:p>
+    <w:p>
+      <w:pPr>
+        <w:numPr>
+          <w:ilvl w:val="0"/>
+          <w:numId w:val="5"/>
+        </w:numPr>
+      </w:pPr>
+      <w:r>
+        <w:t xml:space="preserve">Choose the </w:t>
+      </w:r>
+      <w:r>
+        <w:rPr>
+          <w:b/>
+          <w:bCs/>
+        </w:rPr>
+        <w:t>Feature Layer</w:t>
+      </w:r>
+      <w:r>
+        <w:t xml:space="preserve"> for your element.</w:t>
+      </w:r>
+    </w:p>
+    <w:p>
+      <w:pPr>
+        <w:numPr>
+          <w:ilvl w:val="0"/>
+          <w:numId w:val="5"/>
+        </w:numPr>
+      </w:pPr>
+      <w:r>
+        <w:t>Set the following options:</w:t>
+      </w:r>
+    </w:p>
+    <w:p>
+      <w:pPr>
+        <w:numPr>
+          <w:ilvl w:val="1"/>
+          <w:numId w:val="5"/>
+        </w:numPr>
+      </w:pPr>
+      <w:r>
+        <w:rPr>
+          <w:b/>
+          <w:bCs/>
+        </w:rPr>
+        <w:lastRenderedPageBreak/>
+        <w:t>Category field:</w:t>
+      </w:r>
+      <w:r>
+        <w:t xml:space="preserve"> Type</w:t>
+      </w:r>
+    </w:p>
+    <w:p>
+      <w:pPr>
+        <w:numPr>
+          <w:ilvl w:val="1"/>
+          <w:numId w:val="5"/>
+        </w:numPr>
+      </w:pPr>
+      <w:r>
+        <w:rPr>
+          <w:b/>
+          <w:bCs/>
+        </w:rPr>
+        <w:t>Statistic:</w:t>
+      </w:r>
+      <w:r>
+        <w:t xml:space="preserve"> Count</w:t>
+      </w:r>
+    </w:p>
+    <w:p>
+      <w:pPr>
+        <w:numPr>
+          <w:ilvl w:val="1"/>
+          <w:numId w:val="5"/>
+        </w:numPr>
+      </w:pPr>
+      <w:r>
+        <w:rPr>
+          <w:b/>
+          <w:bCs/>
+        </w:rPr>
+        <w:t>Field:</w:t>
+      </w:r>
+      <w:r>
+        <w:t xml:space="preserve"> FID</w:t>
+      </w:r>
+    </w:p>
+    <w:p>
+      <w:pPr>
+        <w:numPr>
+          <w:ilvl w:val="0"/>
+          <w:numId w:val="5"/>
+        </w:numPr>
+      </w:pPr>
+      <w:r>
+        <w:t xml:space="preserve">A </w:t>
+      </w:r>
+      <w:r>
+        <w:rPr>
+          <w:b/>
+          <w:bCs/>
+        </w:rPr>
+        <w:t>pie chart</w:t>
+      </w:r>
+      <w:r>
+        <w:t xml:space="preserve"> will appear on the left side, showing the proportion of each 311 service type.</w:t>
+      </w:r>
+    </w:p>
+    <w:p>
+      <w:r>
+        <w:rPr>
+          <w:noProof/>
+        </w:rPr>
+        <w:drawing>
+          <wp:inline distT="0" distB="0" distL="0" distR="0" wp14:anchorId="15F75E5C" wp14:editId="3B70F1B2">
+            <wp:extent cx="5731510" cy="2343150"/>
+            <wp:effectExtent l="0" t="0" r="2540" b="0"/>
+            <wp:docPr id="1770469636" name="Picture 1" descr="A screenshot of a computer&#10;&#10;AI-generated content may be incorrect."/>
+            <wp:cNvGraphicFramePr>
+              <a:graphicFrameLocks xmlns:a="http://schemas.openxmlformats.org/drawingml/2006/main" noChangeAspect="1"/>
+            </wp:cNvGraphicFramePr>
+            <a:graphic xmlns:a="http://schemas.openxmlformats.org/drawingml/2006/main">
+              <a:graphicData uri="http://schemas.openxmlformats.org/drawingml/2006/picture">
+                <pic:pic xmlns:pic="http://schemas.openxmlformats.org/drawingml/2006/picture">
+                  <pic:nvPicPr>
+                    <pic:cNvPr id="1770469636" name="Picture 1" descr="A screenshot of a computer&#10;&#10;AI-generated content may be incorrect."/>
+                    <pic:cNvPicPr/>
+                  </pic:nvPicPr>
+                  <pic:blipFill>
+                    <a:blip r:embed="rId16"/>
+                    <a:stretch>
+                      <a:fillRect/>
+                    </a:stretch>
+                  </pic:blipFill>
+                  <pic:spPr>
+                    <a:xfrm>
+                      <a:off x="0" y="0"/>
+                      <a:ext cx="5731510" cy="2343150"/>
+                    </a:xfrm>
+                    <a:prstGeom prst="rect">
+                      <a:avLst/>
+                    </a:prstGeom>
+                  </pic:spPr>
+                </pic:pic>
+              </a:graphicData>
+            </a:graphic>
+          </wp:inline>
+        </w:drawing>
+      </w:r>
+    </w:p>
+    <w:p>
+      <w:r>
+        <w:rPr>
+          <w:noProof/>
+        </w:rPr>
+        <w:drawing>
+          <wp:inline distT="0" distB="0" distL="0" distR="0" wp14:anchorId="43ACBE25" wp14:editId="04934F4A">
+            <wp:extent cx="5731510" cy="3492500"/>
+            <wp:effectExtent l="0" t="0" r="2540" b="0"/>
+            <wp:docPr id="103719510" name="Picture 1" descr="A screenshot of a computer&#10;&#10;AI-generated content may be incorrect."/>
+            <wp:cNvGraphicFramePr>
+              <a:graphicFrameLocks xmlns:a="http://schemas.openxmlformats.org/drawingml/2006/main" noChangeAspect="1"/>
+            </wp:cNvGraphicFramePr>
+            <a:graphic xmlns:a="http://schemas.openxmlformats.org/drawingml/2006/main">
+              <a:graphicData uri="http://schemas.openxmlformats.org/drawingml/2006/picture">
+                <pic:pic xmlns:pic="http://schemas.openxmlformats.org/drawingml/2006/picture">
+                  <pic:nvPicPr>
+                    <pic:cNvPr id="103719510" name="Picture 1" descr="A screenshot of a computer&#10;&#10;AI-generated content may be incorrect."/>
+                    <pic:cNvPicPr/>
+                  </pic:nvPicPr>
+                  <pic:blipFill>
+                    <a:blip r:embed="rId17"/>
+                    <a:stretch>
+                      <a:fillRect/>
+                    </a:stretch>
+                  </pic:blipFill>
+                  <pic:spPr>
+                    <a:xfrm>
+                      <a:off x="0" y="0"/>
+                      <a:ext cx="5731510" cy="3492500"/>
+                    </a:xfrm>
+                    <a:prstGeom prst="rect">
+                      <a:avLst/>
+                    </a:prstGeom>
+                  </pic:spPr>
+                </pic:pic>
+              </a:graphicData>
+            </a:graphic>
+          </wp:inline>
+        </w:drawing>
+      </w:r>
+    </w:p>
+    <w:p>
+      <w:pPr>
+        <w:pStyle w:val="Heading2"/>
+        <w:rPr>
+          <w:rFonts w:eastAsiaTheme="minorEastAsia" w:hint="eastAsia"/>
+        </w:rPr>
+      </w:pPr>
+      <w:r>
+        <w:rPr>
+          <w:b/>
+          <w:bCs/>
+        </w:rPr>
+        <w:lastRenderedPageBreak/>
+        <w:t>Deliverable 4:</w:t>
+      </w:r>
+      <w:r>
+        <w:br/>
+        <w:t xml:space="preserve">Add </w:t>
+      </w:r>
+      <w:r>
+        <w:rPr>
+          <w:b/>
+          <w:bCs/>
+        </w:rPr>
+        <w:t>one additional element</w:t>
+      </w:r>
+      <w:r>
+        <w:t xml:space="preserve"> to your dashboard (besides the pie chart).</w:t>
+      </w:r>
+      <w:r>
+        <w:br/>
+        <w:t xml:space="preserve">Provide a </w:t>
+      </w:r>
+      <w:r>
+        <w:rPr>
+          <w:b/>
+          <w:bCs/>
+        </w:rPr>
+        <w:t>screenshot</w:t>
+      </w:r>
+      <w:r>
+        <w:t xml:space="preserve"> showing at least two elements — the </w:t>
+      </w:r>
+      <w:r>
+        <w:rPr>
+          <w:b/>
+          <w:bCs/>
+        </w:rPr>
+        <w:t>pie chart</w:t>
+      </w:r>
+      <w:r>
+        <w:t xml:space="preserve"> and one more element you created.</w:t>
+      </w:r>
+      <w:r>
+        <w:rPr>
+          <w:rFonts w:eastAsiaTheme="minorEastAsia" w:hint="eastAsia"/>
+        </w:rPr>
+        <w:t xml:space="preserve"> </w:t>
+      </w:r>
+      <w:r>
+        <w:rPr>
+          <w:rFonts w:eastAsiaTheme="minorEastAsia" w:hint="eastAsia"/>
+        </w:rPr>
+        <w:t>(10 points)</w:t>
+      </w:r>
+    </w:p>
+    <w:p>
+      <w:pPr>
+        <w:pStyle w:val="Heading2"/>
+        <w:rPr>
+          <w:rFonts w:eastAsiaTheme="minorEastAsia" w:hint="eastAsia"/>
+        </w:rPr>
+      </w:pPr>
+    </w:p>
     <w:p/>
-    <w:p/>
-    <w:p>
-      <w:r>
-        <w:rPr>
-          <w:rFonts w:hint="eastAsia"/>
-        </w:rPr>
-        <w:lastRenderedPageBreak/>
-        <w:t xml:space="preserve">Lab 08 </w:t>
-      </w:r>
-    </w:p>
-    <w:p>
-      <w:pPr>
-        <w:rPr>
-          <w:rFonts w:hint="eastAsia"/>
-        </w:rPr>
-      </w:pPr>
-      <w:r>
-        <w:rPr>
-          <w:rFonts w:hint="eastAsia"/>
-        </w:rPr>
-        <w:t xml:space="preserve">Now, please continue with the </w:t>
-      </w:r>
-    </w:p>
-    <w:p>
-      <w:pPr>
-        <w:rPr>
-          <w:rFonts w:hint="eastAsia"/>
-        </w:rPr>
-      </w:pPr>
-    </w:p>
-    <w:p>
-      <w:pPr>
-        <w:rPr>
-          <w:rFonts w:hint="eastAsia"/>
-        </w:rPr>
-      </w:pPr>
-      <w:r>
-        <w:rPr>
-          <w:rFonts w:hint="eastAsia"/>
-        </w:rPr>
-        <w:t>Generate Web Map in ArcGIS Online</w:t>
-      </w:r>
-    </w:p>
     <w:sectPr>
       <w:pgSz w:w="11906" w:h="16838"/>
       <w:pgMar w:top="1440" w:right="1440" w:bottom="1440" w:left="1440" w:header="851" w:footer="992" w:gutter="0"/>
@@ -853,6 +1919,119 @@
 <file path=word/numbering.xml><?xml version="1.0" encoding="utf-8"?>
 <w:numbering xmlns:wpc="http://schemas.microsoft.com/office/word/2010/wordprocessingCanvas" xmlns:cx="http://schemas.microsoft.com/office/drawing/2014/chartex" xmlns:cx1="http://schemas.microsoft.com/office/drawing/2015/9/8/chartex" xmlns:cx2="http://schemas.microsoft.com/office/drawing/2015/10/21/chartex" xmlns:cx3="http://schemas.microsoft.com/office/drawing/2016/5/9/chartex" xmlns:cx4="http://schemas.microsoft.com/office/drawing/2016/5/10/chartex" xmlns:cx5="http://schemas.microsoft.com/office/drawing/2016/5/11/chartex" xmlns:cx6="http://schemas.microsoft.com/office/drawing/2016/5/12/chartex" xmlns:cx7="http://schemas.microsoft.com/office/drawing/2016/5/13/chartex" xmlns:cx8="http://schemas.microsoft.com/office/drawing/2016/5/14/chartex" xmlns:mc="http://schemas.openxmlformats.org/markup-compatibility/2006" xmlns:aink="http://schemas.microsoft.com/office/drawing/2016/ink" xmlns:am3d="http://schemas.microsoft.com/office/drawing/2017/model3d" xmlns:o="urn:schemas-microsoft-com:office:office" xmlns:oel="http://schemas.microsoft.com/office/2019/extlst" xmlns:r="http://schemas.openxmlformats.org/officeDocument/2006/relationships" xmlns:m="http://schemas.openxmlformats.org/officeDocument/2006/math" xmlns:v="urn:schemas-microsoft-com:vml" xmlns:wp14="http://schemas.microsoft.com/office/word/2010/wordprocessingDrawing" xmlns:wp="http://schemas.openxmlformats.org/drawingml/2006/wordprocessingDrawing" xmlns:w10="urn:schemas-microsoft-com:office:word" xmlns:w="http://schemas.openxmlformats.org/wordprocessingml/2006/main" xmlns:w14="http://schemas.microsoft.com/office/word/2010/wordml" xmlns:w15="http://schemas.microsoft.com/office/word/2012/wordml" xmlns:w16cex="http://schemas.microsoft.com/office/word/2018/wordml/cex" xmlns:w16cid="http://schemas.microsoft.com/office/word/2016/wordml/cid" xmlns:w16="http://schemas.microsoft.com/office/word/2018/wordml" xmlns:w16du="http://schemas.microsoft.com/office/word/2023/wordml/word16du" xmlns:w16sdtdh="http://schemas.microsoft.com/office/word/2020/wordml/sdtdatahash" xmlns:w16sdtfl="http://schemas.microsoft.com/office/word/2024/wordml/sdtformatlock" xmlns:w16se="http://schemas.microsoft.com/office/word/2015/wordml/symex" xmlns:wpg="http://schemas.microsoft.com/office/word/2010/wordprocessingGroup" xmlns:wpi="http://schemas.microsoft.com/office/word/2010/wordprocessingInk" xmlns:wne="http://schemas.microsoft.com/office/word/2006/wordml" xmlns:wps="http://schemas.microsoft.com/office/word/2010/wordprocessingShape" mc:Ignorable="w14 w15 w16se w16cid w16 w16cex w16sdtdh w16sdtfl w16du wp14">
   <w:abstractNum w:abstractNumId="0" w15:restartNumberingAfterBreak="0">
+    <w:nsid w:val="2DA420DC"/>
+    <w:multiLevelType w:val="multilevel"/>
+    <w:tmpl w:val="A2EE13B8"/>
+    <w:lvl w:ilvl="0">
+      <w:start w:val="1"/>
+      <w:numFmt w:val="decimal"/>
+      <w:lvlText w:val="%1."/>
+      <w:lvlJc w:val="left"/>
+      <w:pPr>
+        <w:tabs>
+          <w:tab w:val="num" w:pos="720"/>
+        </w:tabs>
+        <w:ind w:left="720" w:hanging="360"/>
+      </w:pPr>
+    </w:lvl>
+    <w:lvl w:ilvl="1" w:tentative="1">
+      <w:start w:val="1"/>
+      <w:numFmt w:val="decimal"/>
+      <w:lvlText w:val="%2."/>
+      <w:lvlJc w:val="left"/>
+      <w:pPr>
+        <w:tabs>
+          <w:tab w:val="num" w:pos="1440"/>
+        </w:tabs>
+        <w:ind w:left="1440" w:hanging="360"/>
+      </w:pPr>
+    </w:lvl>
+    <w:lvl w:ilvl="2" w:tentative="1">
+      <w:start w:val="1"/>
+      <w:numFmt w:val="decimal"/>
+      <w:lvlText w:val="%3."/>
+      <w:lvlJc w:val="left"/>
+      <w:pPr>
+        <w:tabs>
+          <w:tab w:val="num" w:pos="2160"/>
+        </w:tabs>
+        <w:ind w:left="2160" w:hanging="360"/>
+      </w:pPr>
+    </w:lvl>
+    <w:lvl w:ilvl="3" w:tentative="1">
+      <w:start w:val="1"/>
+      <w:numFmt w:val="decimal"/>
+      <w:lvlText w:val="%4."/>
+      <w:lvlJc w:val="left"/>
+      <w:pPr>
+        <w:tabs>
+          <w:tab w:val="num" w:pos="2880"/>
+        </w:tabs>
+        <w:ind w:left="2880" w:hanging="360"/>
+      </w:pPr>
+    </w:lvl>
+    <w:lvl w:ilvl="4" w:tentative="1">
+      <w:start w:val="1"/>
+      <w:numFmt w:val="decimal"/>
+      <w:lvlText w:val="%5."/>
+      <w:lvlJc w:val="left"/>
+      <w:pPr>
+        <w:tabs>
+          <w:tab w:val="num" w:pos="3600"/>
+        </w:tabs>
+        <w:ind w:left="3600" w:hanging="360"/>
+      </w:pPr>
+    </w:lvl>
+    <w:lvl w:ilvl="5" w:tentative="1">
+      <w:start w:val="1"/>
+      <w:numFmt w:val="decimal"/>
+      <w:lvlText w:val="%6."/>
+      <w:lvlJc w:val="left"/>
+      <w:pPr>
+        <w:tabs>
+          <w:tab w:val="num" w:pos="4320"/>
+        </w:tabs>
+        <w:ind w:left="4320" w:hanging="360"/>
+      </w:pPr>
+    </w:lvl>
+    <w:lvl w:ilvl="6" w:tentative="1">
+      <w:start w:val="1"/>
+      <w:numFmt w:val="decimal"/>
+      <w:lvlText w:val="%7."/>
+      <w:lvlJc w:val="left"/>
+      <w:pPr>
+        <w:tabs>
+          <w:tab w:val="num" w:pos="5040"/>
+        </w:tabs>
+        <w:ind w:left="5040" w:hanging="360"/>
+      </w:pPr>
+    </w:lvl>
+    <w:lvl w:ilvl="7" w:tentative="1">
+      <w:start w:val="1"/>
+      <w:numFmt w:val="decimal"/>
+      <w:lvlText w:val="%8."/>
+      <w:lvlJc w:val="left"/>
+      <w:pPr>
+        <w:tabs>
+          <w:tab w:val="num" w:pos="5760"/>
+        </w:tabs>
+        <w:ind w:left="5760" w:hanging="360"/>
+      </w:pPr>
+    </w:lvl>
+    <w:lvl w:ilvl="8" w:tentative="1">
+      <w:start w:val="1"/>
+      <w:numFmt w:val="decimal"/>
+      <w:lvlText w:val="%9."/>
+      <w:lvlJc w:val="left"/>
+      <w:pPr>
+        <w:tabs>
+          <w:tab w:val="num" w:pos="6480"/>
+        </w:tabs>
+        <w:ind w:left="6480" w:hanging="360"/>
+      </w:pPr>
+    </w:lvl>
+  </w:abstractNum>
+  <w:abstractNum w:abstractNumId="1" w15:restartNumberingAfterBreak="0">
     <w:nsid w:val="4C604DE5"/>
     <w:multiLevelType w:val="multilevel"/>
     <w:tmpl w:val="211CA088"/>
@@ -1001,8 +2180,399 @@
       </w:rPr>
     </w:lvl>
   </w:abstractNum>
+  <w:abstractNum w:abstractNumId="2" w15:restartNumberingAfterBreak="0">
+    <w:nsid w:val="4DB6772A"/>
+    <w:multiLevelType w:val="multilevel"/>
+    <w:tmpl w:val="A2EE13B8"/>
+    <w:lvl w:ilvl="0">
+      <w:start w:val="1"/>
+      <w:numFmt w:val="decimal"/>
+      <w:lvlText w:val="%1."/>
+      <w:lvlJc w:val="left"/>
+      <w:pPr>
+        <w:tabs>
+          <w:tab w:val="num" w:pos="720"/>
+        </w:tabs>
+        <w:ind w:left="720" w:hanging="360"/>
+      </w:pPr>
+    </w:lvl>
+    <w:lvl w:ilvl="1" w:tentative="1">
+      <w:start w:val="1"/>
+      <w:numFmt w:val="decimal"/>
+      <w:lvlText w:val="%2."/>
+      <w:lvlJc w:val="left"/>
+      <w:pPr>
+        <w:tabs>
+          <w:tab w:val="num" w:pos="1440"/>
+        </w:tabs>
+        <w:ind w:left="1440" w:hanging="360"/>
+      </w:pPr>
+    </w:lvl>
+    <w:lvl w:ilvl="2" w:tentative="1">
+      <w:start w:val="1"/>
+      <w:numFmt w:val="decimal"/>
+      <w:lvlText w:val="%3."/>
+      <w:lvlJc w:val="left"/>
+      <w:pPr>
+        <w:tabs>
+          <w:tab w:val="num" w:pos="2160"/>
+        </w:tabs>
+        <w:ind w:left="2160" w:hanging="360"/>
+      </w:pPr>
+    </w:lvl>
+    <w:lvl w:ilvl="3" w:tentative="1">
+      <w:start w:val="1"/>
+      <w:numFmt w:val="decimal"/>
+      <w:lvlText w:val="%4."/>
+      <w:lvlJc w:val="left"/>
+      <w:pPr>
+        <w:tabs>
+          <w:tab w:val="num" w:pos="2880"/>
+        </w:tabs>
+        <w:ind w:left="2880" w:hanging="360"/>
+      </w:pPr>
+    </w:lvl>
+    <w:lvl w:ilvl="4" w:tentative="1">
+      <w:start w:val="1"/>
+      <w:numFmt w:val="decimal"/>
+      <w:lvlText w:val="%5."/>
+      <w:lvlJc w:val="left"/>
+      <w:pPr>
+        <w:tabs>
+          <w:tab w:val="num" w:pos="3600"/>
+        </w:tabs>
+        <w:ind w:left="3600" w:hanging="360"/>
+      </w:pPr>
+    </w:lvl>
+    <w:lvl w:ilvl="5" w:tentative="1">
+      <w:start w:val="1"/>
+      <w:numFmt w:val="decimal"/>
+      <w:lvlText w:val="%6."/>
+      <w:lvlJc w:val="left"/>
+      <w:pPr>
+        <w:tabs>
+          <w:tab w:val="num" w:pos="4320"/>
+        </w:tabs>
+        <w:ind w:left="4320" w:hanging="360"/>
+      </w:pPr>
+    </w:lvl>
+    <w:lvl w:ilvl="6" w:tentative="1">
+      <w:start w:val="1"/>
+      <w:numFmt w:val="decimal"/>
+      <w:lvlText w:val="%7."/>
+      <w:lvlJc w:val="left"/>
+      <w:pPr>
+        <w:tabs>
+          <w:tab w:val="num" w:pos="5040"/>
+        </w:tabs>
+        <w:ind w:left="5040" w:hanging="360"/>
+      </w:pPr>
+    </w:lvl>
+    <w:lvl w:ilvl="7" w:tentative="1">
+      <w:start w:val="1"/>
+      <w:numFmt w:val="decimal"/>
+      <w:lvlText w:val="%8."/>
+      <w:lvlJc w:val="left"/>
+      <w:pPr>
+        <w:tabs>
+          <w:tab w:val="num" w:pos="5760"/>
+        </w:tabs>
+        <w:ind w:left="5760" w:hanging="360"/>
+      </w:pPr>
+    </w:lvl>
+    <w:lvl w:ilvl="8" w:tentative="1">
+      <w:start w:val="1"/>
+      <w:numFmt w:val="decimal"/>
+      <w:lvlText w:val="%9."/>
+      <w:lvlJc w:val="left"/>
+      <w:pPr>
+        <w:tabs>
+          <w:tab w:val="num" w:pos="6480"/>
+        </w:tabs>
+        <w:ind w:left="6480" w:hanging="360"/>
+      </w:pPr>
+    </w:lvl>
+  </w:abstractNum>
+  <w:abstractNum w:abstractNumId="3" w15:restartNumberingAfterBreak="0">
+    <w:nsid w:val="7384529A"/>
+    <w:multiLevelType w:val="multilevel"/>
+    <w:tmpl w:val="A2EE13B8"/>
+    <w:lvl w:ilvl="0">
+      <w:start w:val="1"/>
+      <w:numFmt w:val="decimal"/>
+      <w:lvlText w:val="%1."/>
+      <w:lvlJc w:val="left"/>
+      <w:pPr>
+        <w:tabs>
+          <w:tab w:val="num" w:pos="720"/>
+        </w:tabs>
+        <w:ind w:left="720" w:hanging="360"/>
+      </w:pPr>
+    </w:lvl>
+    <w:lvl w:ilvl="1">
+      <w:start w:val="1"/>
+      <w:numFmt w:val="bullet"/>
+      <w:lvlText w:val="o"/>
+      <w:lvlJc w:val="left"/>
+      <w:pPr>
+        <w:tabs>
+          <w:tab w:val="num" w:pos="1440"/>
+        </w:tabs>
+        <w:ind w:left="1440" w:hanging="360"/>
+      </w:pPr>
+      <w:rPr>
+        <w:rFonts w:ascii="Courier New" w:hAnsi="Courier New" w:hint="default"/>
+        <w:sz w:val="20"/>
+      </w:rPr>
+    </w:lvl>
+    <w:lvl w:ilvl="2" w:tentative="1">
+      <w:start w:val="1"/>
+      <w:numFmt w:val="decimal"/>
+      <w:lvlText w:val="%3."/>
+      <w:lvlJc w:val="left"/>
+      <w:pPr>
+        <w:tabs>
+          <w:tab w:val="num" w:pos="2160"/>
+        </w:tabs>
+        <w:ind w:left="2160" w:hanging="360"/>
+      </w:pPr>
+    </w:lvl>
+    <w:lvl w:ilvl="3" w:tentative="1">
+      <w:start w:val="1"/>
+      <w:numFmt w:val="decimal"/>
+      <w:lvlText w:val="%4."/>
+      <w:lvlJc w:val="left"/>
+      <w:pPr>
+        <w:tabs>
+          <w:tab w:val="num" w:pos="2880"/>
+        </w:tabs>
+        <w:ind w:left="2880" w:hanging="360"/>
+      </w:pPr>
+    </w:lvl>
+    <w:lvl w:ilvl="4" w:tentative="1">
+      <w:start w:val="1"/>
+      <w:numFmt w:val="decimal"/>
+      <w:lvlText w:val="%5."/>
+      <w:lvlJc w:val="left"/>
+      <w:pPr>
+        <w:tabs>
+          <w:tab w:val="num" w:pos="3600"/>
+        </w:tabs>
+        <w:ind w:left="3600" w:hanging="360"/>
+      </w:pPr>
+    </w:lvl>
+    <w:lvl w:ilvl="5" w:tentative="1">
+      <w:start w:val="1"/>
+      <w:numFmt w:val="decimal"/>
+      <w:lvlText w:val="%6."/>
+      <w:lvlJc w:val="left"/>
+      <w:pPr>
+        <w:tabs>
+          <w:tab w:val="num" w:pos="4320"/>
+        </w:tabs>
+        <w:ind w:left="4320" w:hanging="360"/>
+      </w:pPr>
+    </w:lvl>
+    <w:lvl w:ilvl="6" w:tentative="1">
+      <w:start w:val="1"/>
+      <w:numFmt w:val="decimal"/>
+      <w:lvlText w:val="%7."/>
+      <w:lvlJc w:val="left"/>
+      <w:pPr>
+        <w:tabs>
+          <w:tab w:val="num" w:pos="5040"/>
+        </w:tabs>
+        <w:ind w:left="5040" w:hanging="360"/>
+      </w:pPr>
+    </w:lvl>
+    <w:lvl w:ilvl="7" w:tentative="1">
+      <w:start w:val="1"/>
+      <w:numFmt w:val="decimal"/>
+      <w:lvlText w:val="%8."/>
+      <w:lvlJc w:val="left"/>
+      <w:pPr>
+        <w:tabs>
+          <w:tab w:val="num" w:pos="5760"/>
+        </w:tabs>
+        <w:ind w:left="5760" w:hanging="360"/>
+      </w:pPr>
+    </w:lvl>
+    <w:lvl w:ilvl="8" w:tentative="1">
+      <w:start w:val="1"/>
+      <w:numFmt w:val="decimal"/>
+      <w:lvlText w:val="%9."/>
+      <w:lvlJc w:val="left"/>
+      <w:pPr>
+        <w:tabs>
+          <w:tab w:val="num" w:pos="6480"/>
+        </w:tabs>
+        <w:ind w:left="6480" w:hanging="360"/>
+      </w:pPr>
+    </w:lvl>
+  </w:abstractNum>
+  <w:abstractNum w:abstractNumId="4" w15:restartNumberingAfterBreak="0">
+    <w:nsid w:val="7EA96227"/>
+    <w:multiLevelType w:val="multilevel"/>
+    <w:tmpl w:val="9568248E"/>
+    <w:lvl w:ilvl="0">
+      <w:start w:val="1"/>
+      <w:numFmt w:val="bullet"/>
+      <w:lvlText w:val=""/>
+      <w:lvlJc w:val="left"/>
+      <w:pPr>
+        <w:tabs>
+          <w:tab w:val="num" w:pos="720"/>
+        </w:tabs>
+        <w:ind w:left="720" w:hanging="360"/>
+      </w:pPr>
+      <w:rPr>
+        <w:rFonts w:ascii="Symbol" w:hAnsi="Symbol" w:hint="default"/>
+        <w:sz w:val="20"/>
+      </w:rPr>
+    </w:lvl>
+    <w:lvl w:ilvl="1" w:tentative="1">
+      <w:start w:val="1"/>
+      <w:numFmt w:val="bullet"/>
+      <w:lvlText w:val="o"/>
+      <w:lvlJc w:val="left"/>
+      <w:pPr>
+        <w:tabs>
+          <w:tab w:val="num" w:pos="1440"/>
+        </w:tabs>
+        <w:ind w:left="1440" w:hanging="360"/>
+      </w:pPr>
+      <w:rPr>
+        <w:rFonts w:ascii="Courier New" w:hAnsi="Courier New" w:hint="default"/>
+        <w:sz w:val="20"/>
+      </w:rPr>
+    </w:lvl>
+    <w:lvl w:ilvl="2" w:tentative="1">
+      <w:start w:val="1"/>
+      <w:numFmt w:val="bullet"/>
+      <w:lvlText w:val=""/>
+      <w:lvlJc w:val="left"/>
+      <w:pPr>
+        <w:tabs>
+          <w:tab w:val="num" w:pos="2160"/>
+        </w:tabs>
+        <w:ind w:left="2160" w:hanging="360"/>
+      </w:pPr>
+      <w:rPr>
+        <w:rFonts w:ascii="Wingdings" w:hAnsi="Wingdings" w:hint="default"/>
+        <w:sz w:val="20"/>
+      </w:rPr>
+    </w:lvl>
+    <w:lvl w:ilvl="3" w:tentative="1">
+      <w:start w:val="1"/>
+      <w:numFmt w:val="bullet"/>
+      <w:lvlText w:val=""/>
+      <w:lvlJc w:val="left"/>
+      <w:pPr>
+        <w:tabs>
+          <w:tab w:val="num" w:pos="2880"/>
+        </w:tabs>
+        <w:ind w:left="2880" w:hanging="360"/>
+      </w:pPr>
+      <w:rPr>
+        <w:rFonts w:ascii="Wingdings" w:hAnsi="Wingdings" w:hint="default"/>
+        <w:sz w:val="20"/>
+      </w:rPr>
+    </w:lvl>
+    <w:lvl w:ilvl="4" w:tentative="1">
+      <w:start w:val="1"/>
+      <w:numFmt w:val="bullet"/>
+      <w:lvlText w:val=""/>
+      <w:lvlJc w:val="left"/>
+      <w:pPr>
+        <w:tabs>
+          <w:tab w:val="num" w:pos="3600"/>
+        </w:tabs>
+        <w:ind w:left="3600" w:hanging="360"/>
+      </w:pPr>
+      <w:rPr>
+        <w:rFonts w:ascii="Wingdings" w:hAnsi="Wingdings" w:hint="default"/>
+        <w:sz w:val="20"/>
+      </w:rPr>
+    </w:lvl>
+    <w:lvl w:ilvl="5" w:tentative="1">
+      <w:start w:val="1"/>
+      <w:numFmt w:val="bullet"/>
+      <w:lvlText w:val=""/>
+      <w:lvlJc w:val="left"/>
+      <w:pPr>
+        <w:tabs>
+          <w:tab w:val="num" w:pos="4320"/>
+        </w:tabs>
+        <w:ind w:left="4320" w:hanging="360"/>
+      </w:pPr>
+      <w:rPr>
+        <w:rFonts w:ascii="Wingdings" w:hAnsi="Wingdings" w:hint="default"/>
+        <w:sz w:val="20"/>
+      </w:rPr>
+    </w:lvl>
+    <w:lvl w:ilvl="6" w:tentative="1">
+      <w:start w:val="1"/>
+      <w:numFmt w:val="bullet"/>
+      <w:lvlText w:val=""/>
+      <w:lvlJc w:val="left"/>
+      <w:pPr>
+        <w:tabs>
+          <w:tab w:val="num" w:pos="5040"/>
+        </w:tabs>
+        <w:ind w:left="5040" w:hanging="360"/>
+      </w:pPr>
+      <w:rPr>
+        <w:rFonts w:ascii="Wingdings" w:hAnsi="Wingdings" w:hint="default"/>
+        <w:sz w:val="20"/>
+      </w:rPr>
+    </w:lvl>
+    <w:lvl w:ilvl="7" w:tentative="1">
+      <w:start w:val="1"/>
+      <w:numFmt w:val="bullet"/>
+      <w:lvlText w:val=""/>
+      <w:lvlJc w:val="left"/>
+      <w:pPr>
+        <w:tabs>
+          <w:tab w:val="num" w:pos="5760"/>
+        </w:tabs>
+        <w:ind w:left="5760" w:hanging="360"/>
+      </w:pPr>
+      <w:rPr>
+        <w:rFonts w:ascii="Wingdings" w:hAnsi="Wingdings" w:hint="default"/>
+        <w:sz w:val="20"/>
+      </w:rPr>
+    </w:lvl>
+    <w:lvl w:ilvl="8" w:tentative="1">
+      <w:start w:val="1"/>
+      <w:numFmt w:val="bullet"/>
+      <w:lvlText w:val=""/>
+      <w:lvlJc w:val="left"/>
+      <w:pPr>
+        <w:tabs>
+          <w:tab w:val="num" w:pos="6480"/>
+        </w:tabs>
+        <w:ind w:left="6480" w:hanging="360"/>
+      </w:pPr>
+      <w:rPr>
+        <w:rFonts w:ascii="Wingdings" w:hAnsi="Wingdings" w:hint="default"/>
+        <w:sz w:val="20"/>
+      </w:rPr>
+    </w:lvl>
+  </w:abstractNum>
   <w:num w:numId="1" w16cid:durableId="2066247658">
+    <w:abstractNumId w:val="1"/>
+  </w:num>
+  <w:num w:numId="2" w16cid:durableId="1950696054">
     <w:abstractNumId w:val="0"/>
+  </w:num>
+  <w:num w:numId="3" w16cid:durableId="1259024843">
+    <w:abstractNumId w:val="2"/>
+  </w:num>
+  <w:num w:numId="4" w16cid:durableId="1507940566">
+    <w:abstractNumId w:val="4"/>
+  </w:num>
+  <w:num w:numId="5" w16cid:durableId="435759895">
+    <w:abstractNumId w:val="3"/>
   </w:num>
 </w:numbering>
 </file>
@@ -1407,7 +2977,7 @@
   <w:style w:type="paragraph" w:default="1" w:styleId="Normal">
     <w:name w:val="Normal"/>
     <w:qFormat/>
-    <w:rsid w:val="00CE34CF"/>
+    <w:rsid w:val="001816F8"/>
     <w:pPr>
       <w:widowControl w:val="0"/>
     </w:pPr>
@@ -1419,17 +2989,17 @@
     <w:link w:val="Heading1Char"/>
     <w:uiPriority w:val="9"/>
     <w:qFormat/>
-    <w:rsid w:val="005915DA"/>
+    <w:rsid w:val="001816F8"/>
     <w:pPr>
       <w:keepNext/>
       <w:keepLines/>
-      <w:spacing w:before="480" w:after="80"/>
+      <w:spacing w:after="0" w:line="240" w:lineRule="auto"/>
       <w:outlineLvl w:val="0"/>
     </w:pPr>
     <w:rPr>
-      <w:rFonts w:asciiTheme="majorHAnsi" w:eastAsiaTheme="majorEastAsia" w:hAnsiTheme="majorHAnsi" w:cstheme="majorBidi"/>
+      <w:rFonts w:asciiTheme="majorHAnsi" w:eastAsia="Calibri" w:hAnsiTheme="majorHAnsi" w:cstheme="majorBidi"/>
       <w:color w:val="0F4761" w:themeColor="accent1" w:themeShade="BF"/>
-      <w:sz w:val="48"/>
+      <w:sz w:val="36"/>
       <w:szCs w:val="48"/>
     </w:rPr>
   </w:style>
@@ -1439,20 +3009,19 @@
     <w:next w:val="Normal"/>
     <w:link w:val="Heading2Char"/>
     <w:uiPriority w:val="9"/>
-    <w:semiHidden/>
     <w:unhideWhenUsed/>
     <w:qFormat/>
-    <w:rsid w:val="005915DA"/>
+    <w:rsid w:val="00B37007"/>
     <w:pPr>
       <w:keepNext/>
       <w:keepLines/>
-      <w:spacing w:before="160" w:after="80"/>
+      <w:spacing w:after="0" w:line="240" w:lineRule="auto"/>
       <w:outlineLvl w:val="1"/>
     </w:pPr>
     <w:rPr>
-      <w:rFonts w:asciiTheme="majorHAnsi" w:eastAsiaTheme="majorEastAsia" w:hAnsiTheme="majorHAnsi" w:cstheme="majorBidi"/>
-      <w:color w:val="0F4761" w:themeColor="accent1" w:themeShade="BF"/>
-      <w:sz w:val="40"/>
+      <w:rFonts w:asciiTheme="majorHAnsi" w:eastAsia="Calibri" w:hAnsiTheme="majorHAnsi" w:cstheme="majorBidi"/>
+      <w:color w:val="C00000"/>
+      <w:sz w:val="24"/>
       <w:szCs w:val="40"/>
     </w:rPr>
   </w:style>
@@ -1615,6 +3184,7 @@
   <w:style w:type="character" w:default="1" w:styleId="DefaultParagraphFont">
     <w:name w:val="Default Paragraph Font"/>
     <w:uiPriority w:val="1"/>
+    <w:semiHidden/>
     <w:unhideWhenUsed/>
   </w:style>
   <w:style w:type="table" w:default="1" w:styleId="TableNormal">
@@ -1650,11 +3220,11 @@
     <w:basedOn w:val="DefaultParagraphFont"/>
     <w:link w:val="Heading1"/>
     <w:uiPriority w:val="9"/>
-    <w:rsid w:val="005915DA"/>
+    <w:rsid w:val="001816F8"/>
     <w:rPr>
-      <w:rFonts w:asciiTheme="majorHAnsi" w:eastAsiaTheme="majorEastAsia" w:hAnsiTheme="majorHAnsi" w:cstheme="majorBidi"/>
+      <w:rFonts w:asciiTheme="majorHAnsi" w:eastAsia="Calibri" w:hAnsiTheme="majorHAnsi" w:cstheme="majorBidi"/>
       <w:color w:val="0F4761" w:themeColor="accent1" w:themeShade="BF"/>
-      <w:sz w:val="48"/>
+      <w:sz w:val="36"/>
       <w:szCs w:val="48"/>
     </w:rPr>
   </w:style>
@@ -1663,12 +3233,11 @@
     <w:basedOn w:val="DefaultParagraphFont"/>
     <w:link w:val="Heading2"/>
     <w:uiPriority w:val="9"/>
-    <w:semiHidden/>
-    <w:rsid w:val="005915DA"/>
+    <w:rsid w:val="00B37007"/>
     <w:rPr>
-      <w:rFonts w:asciiTheme="majorHAnsi" w:eastAsiaTheme="majorEastAsia" w:hAnsiTheme="majorHAnsi" w:cstheme="majorBidi"/>
-      <w:color w:val="0F4761" w:themeColor="accent1" w:themeShade="BF"/>
-      <w:sz w:val="40"/>
+      <w:rFonts w:asciiTheme="majorHAnsi" w:eastAsia="Calibri" w:hAnsiTheme="majorHAnsi" w:cstheme="majorBidi"/>
+      <w:color w:val="C00000"/>
+      <w:sz w:val="24"/>
       <w:szCs w:val="40"/>
     </w:rPr>
   </w:style>
